--- a/Reportes/CondGen_314.docx
+++ b/Reportes/CondGen_314.docx
@@ -4,7 +4,7 @@
   <w:body>
     <w:p>
       <w:pPr>
-        <w:framePr w:w="11210" w:h="1120" w:hRule="exact" w:wrap="auto" w:vAnchor="page" w:hAnchor="page" w:x="511" w:y="661"/>
+        <w:framePr w:w="7160" w:h="221" w:hRule="exact" w:wrap="auto" w:vAnchor="page" w:hAnchor="page" w:x="4306" w:y="2358"/>
         <w:widowControl w:val="0"/>
         <w:tabs>
           <w:tab w:val="left" w:pos="360"/>
@@ -26,65 +26,65 @@
           <w:tab w:val="left" w:pos="6120"/>
           <w:tab w:val="left" w:pos="6480"/>
           <w:tab w:val="left" w:pos="6840"/>
-          <w:tab w:val="left" w:pos="7200"/>
-          <w:tab w:val="left" w:pos="7560"/>
-          <w:tab w:val="left" w:pos="7920"/>
-          <w:tab w:val="left" w:pos="8280"/>
-          <w:tab w:val="left" w:pos="8640"/>
-          <w:tab w:val="left" w:pos="9000"/>
-          <w:tab w:val="left" w:pos="9360"/>
-          <w:tab w:val="left" w:pos="9720"/>
-          <w:tab w:val="left" w:pos="10080"/>
-          <w:tab w:val="left" w:pos="10440"/>
-          <w:tab w:val="left" w:pos="10800"/>
-          <w:tab w:val="left" w:pos="11160"/>
         </w:tabs>
         <w:autoSpaceDE w:val="0"/>
         <w:autoSpaceDN w:val="0"/>
         <w:adjustRightInd w:val="0"/>
         <w:spacing w:after="0" w:line="240" w:lineRule="auto"/>
-        <w:jc w:val="center"/>
-        <w:rPr>
-          <w:rFonts w:ascii="Arial" w:eastAsia="Times New Roman" w:hAnsi="Arial" w:cs="Arial"/>
-          <w:b/>
-          <w:color w:val="000000"/>
-          <w:kern w:val="2"/>
-          <w:sz w:val="27"/>
-          <w:szCs w:val="24"/>
-          <w:u w:val="single"/>
+        <w:rPr>
+          <w:rFonts w:ascii="Arial" w:eastAsia="Times New Roman" w:hAnsi="Arial" w:cs="Arial"/>
+          <w:b/>
+          <w:color w:val="000000"/>
+          <w:kern w:val="2"/>
+          <w:sz w:val="19"/>
+          <w:szCs w:val="24"/>
         </w:rPr>
       </w:pPr>
       <w:r>
         <w:rPr>
-          <w:noProof/>
-        </w:rPr>
-        <w:pict w14:anchorId="5C25B90E">
-          <v:rect id="_x0000_s1026" style="position:absolute;left:0;text-align:left;margin-left:24pt;margin-top:96pt;width:558pt;height:121.5pt;z-index:-2;mso-position-horizontal-relative:page;mso-position-vertical-relative:page" o:allowincell="f" filled="f" strokeweight="2pt">
-            <w10:wrap anchorx="page" anchory="page"/>
-          </v:rect>
-        </w:pict>
-      </w:r>
-      <w:r>
-        <w:rPr>
-          <w:noProof/>
-        </w:rPr>
-        <w:pict w14:anchorId="2E392C6C">
-          <v:rect id="_x0000_s1027" style="position:absolute;left:0;text-align:left;margin-left:29.25pt;margin-top:102pt;width:549pt;height:110.5pt;z-index:-1;mso-position-horizontal-relative:page;mso-position-vertical-relative:page" o:allowincell="f" filled="f" strokeweight=".5pt">
-            <w10:wrap anchorx="page" anchory="page"/>
-          </v:rect>
-        </w:pict>
-      </w:r>
-      <w:r>
-        <w:rPr>
-          <w:rFonts w:ascii="Arial" w:eastAsia="Times New Roman" w:hAnsi="Arial" w:cs="Arial"/>
-          <w:b/>
-          <w:color w:val="000000"/>
-          <w:kern w:val="2"/>
-          <w:sz w:val="27"/>
-          <w:szCs w:val="24"/>
-          <w:u w:val="single"/>
-        </w:rPr>
-        <w:t>FIANZA PARA GARANTIZAR EL PAGO DE LOS POSIBLES DAÑOS QUE</w:t>
+          <w:rFonts w:ascii="Arial" w:eastAsia="Times New Roman" w:hAnsi="Arial" w:cs="Arial"/>
+          <w:b/>
+          <w:color w:val="000000"/>
+          <w:kern w:val="2"/>
+          <w:sz w:val="19"/>
+          <w:szCs w:val="24"/>
+        </w:rPr>
+        <w:t>{</w:t>
+      </w:r>
+      <w:proofErr w:type="spellStart"/>
+      <w:r>
+        <w:rPr>
+          <w:rFonts w:ascii="Arial" w:eastAsia="Times New Roman" w:hAnsi="Arial" w:cs="Arial"/>
+          <w:b/>
+          <w:color w:val="000000"/>
+          <w:kern w:val="2"/>
+          <w:sz w:val="19"/>
+          <w:szCs w:val="24"/>
+        </w:rPr>
+        <w:t>custom.</w:t>
+      </w:r>
+      <w:r>
+        <w:rPr>
+          <w:rFonts w:ascii="Arial" w:eastAsia="Times New Roman" w:hAnsi="Arial" w:cs="Arial"/>
+          <w:b/>
+          <w:color w:val="000000"/>
+          <w:kern w:val="2"/>
+          <w:sz w:val="19"/>
+          <w:szCs w:val="24"/>
+        </w:rPr>
+        <w:t>AFavor</w:t>
+      </w:r>
+      <w:proofErr w:type="spellEnd"/>
+      <w:r>
+        <w:rPr>
+          <w:rFonts w:ascii="Arial" w:eastAsia="Times New Roman" w:hAnsi="Arial" w:cs="Arial"/>
+          <w:b/>
+          <w:color w:val="000000"/>
+          <w:kern w:val="2"/>
+          <w:sz w:val="19"/>
+          <w:szCs w:val="24"/>
+        </w:rPr>
+        <w:t>}</w:t>
       </w:r>
     </w:p>
     <w:p>
@@ -141,6 +141,26 @@
       </w:pPr>
       <w:r>
         <w:rPr>
+          <w:noProof/>
+        </w:rPr>
+        <w:pict w14:anchorId="5C25B90E">
+          <v:rect id="_x0000_s1026" style="position:absolute;left:0;text-align:left;margin-left:24pt;margin-top:96pt;width:558pt;height:121.5pt;z-index:-2;mso-position-horizontal-relative:page;mso-position-vertical-relative:page" o:allowincell="f" filled="f" strokeweight="2pt">
+            <w10:wrap anchorx="page" anchory="page"/>
+          </v:rect>
+        </w:pict>
+      </w:r>
+      <w:r>
+        <w:rPr>
+          <w:noProof/>
+        </w:rPr>
+        <w:pict w14:anchorId="2E392C6C">
+          <v:rect id="_x0000_s1027" style="position:absolute;left:0;text-align:left;margin-left:29.25pt;margin-top:102pt;width:549pt;height:110.5pt;z-index:-1;mso-position-horizontal-relative:page;mso-position-vertical-relative:page" o:allowincell="f" filled="f" strokeweight=".5pt">
+            <w10:wrap anchorx="page" anchory="page"/>
+          </v:rect>
+        </w:pict>
+      </w:r>
+      <w:r>
+        <w:rPr>
           <w:rFonts w:ascii="Arial" w:eastAsia="Times New Roman" w:hAnsi="Arial" w:cs="Arial"/>
           <w:b/>
           <w:color w:val="000000"/>
@@ -149,7 +169,7 @@
           <w:szCs w:val="24"/>
           <w:u w:val="single"/>
         </w:rPr>
-        <w:t>PUDIERAN OCASIONARSE POR EL LEVANTAMIENTO DE UN</w:t>
+        <w:t>FIANZA PARA GARANTIZAR EL PAGO DE LOS POSIBLES DAÑOS QUE</w:t>
       </w:r>
     </w:p>
     <w:p>
@@ -214,6 +234,71 @@
           <w:szCs w:val="24"/>
           <w:u w:val="single"/>
         </w:rPr>
+        <w:t>PUDIERAN OCASIONARSE POR EL LEVANTAMIENTO DE UN</w:t>
+      </w:r>
+    </w:p>
+    <w:p>
+      <w:pPr>
+        <w:framePr w:w="11210" w:h="1120" w:hRule="exact" w:wrap="auto" w:vAnchor="page" w:hAnchor="page" w:x="511" w:y="661"/>
+        <w:widowControl w:val="0"/>
+        <w:tabs>
+          <w:tab w:val="left" w:pos="360"/>
+          <w:tab w:val="left" w:pos="720"/>
+          <w:tab w:val="left" w:pos="1080"/>
+          <w:tab w:val="left" w:pos="1440"/>
+          <w:tab w:val="left" w:pos="1800"/>
+          <w:tab w:val="left" w:pos="2160"/>
+          <w:tab w:val="left" w:pos="2520"/>
+          <w:tab w:val="left" w:pos="2880"/>
+          <w:tab w:val="left" w:pos="3240"/>
+          <w:tab w:val="left" w:pos="3600"/>
+          <w:tab w:val="left" w:pos="3960"/>
+          <w:tab w:val="left" w:pos="4320"/>
+          <w:tab w:val="left" w:pos="4680"/>
+          <w:tab w:val="left" w:pos="5040"/>
+          <w:tab w:val="left" w:pos="5400"/>
+          <w:tab w:val="left" w:pos="5760"/>
+          <w:tab w:val="left" w:pos="6120"/>
+          <w:tab w:val="left" w:pos="6480"/>
+          <w:tab w:val="left" w:pos="6840"/>
+          <w:tab w:val="left" w:pos="7200"/>
+          <w:tab w:val="left" w:pos="7560"/>
+          <w:tab w:val="left" w:pos="7920"/>
+          <w:tab w:val="left" w:pos="8280"/>
+          <w:tab w:val="left" w:pos="8640"/>
+          <w:tab w:val="left" w:pos="9000"/>
+          <w:tab w:val="left" w:pos="9360"/>
+          <w:tab w:val="left" w:pos="9720"/>
+          <w:tab w:val="left" w:pos="10080"/>
+          <w:tab w:val="left" w:pos="10440"/>
+          <w:tab w:val="left" w:pos="10800"/>
+          <w:tab w:val="left" w:pos="11160"/>
+        </w:tabs>
+        <w:autoSpaceDE w:val="0"/>
+        <w:autoSpaceDN w:val="0"/>
+        <w:adjustRightInd w:val="0"/>
+        <w:spacing w:after="0" w:line="240" w:lineRule="auto"/>
+        <w:jc w:val="center"/>
+        <w:rPr>
+          <w:rFonts w:ascii="Arial" w:eastAsia="Times New Roman" w:hAnsi="Arial" w:cs="Arial"/>
+          <w:b/>
+          <w:color w:val="000000"/>
+          <w:kern w:val="2"/>
+          <w:sz w:val="27"/>
+          <w:szCs w:val="24"/>
+          <w:u w:val="single"/>
+        </w:rPr>
+      </w:pPr>
+      <w:r>
+        <w:rPr>
+          <w:rFonts w:ascii="Arial" w:eastAsia="Times New Roman" w:hAnsi="Arial" w:cs="Arial"/>
+          <w:b/>
+          <w:color w:val="000000"/>
+          <w:kern w:val="2"/>
+          <w:sz w:val="27"/>
+          <w:szCs w:val="24"/>
+          <w:u w:val="single"/>
+        </w:rPr>
         <w:t>SECUESTRO</w:t>
       </w:r>
     </w:p>
@@ -264,7 +349,31 @@
           <w:sz w:val="19"/>
           <w:szCs w:val="24"/>
         </w:rPr>
-        <w:t>{custom.NumeroFianza}</w:t>
+        <w:t>{</w:t>
+      </w:r>
+      <w:proofErr w:type="spellStart"/>
+      <w:r>
+        <w:rPr>
+          <w:rFonts w:ascii="Arial" w:eastAsia="Times New Roman" w:hAnsi="Arial" w:cs="Arial"/>
+          <w:b/>
+          <w:color w:val="000000"/>
+          <w:kern w:val="2"/>
+          <w:sz w:val="19"/>
+          <w:szCs w:val="24"/>
+        </w:rPr>
+        <w:t>custom.NumeroFianza</w:t>
+      </w:r>
+      <w:proofErr w:type="spellEnd"/>
+      <w:r>
+        <w:rPr>
+          <w:rFonts w:ascii="Arial" w:eastAsia="Times New Roman" w:hAnsi="Arial" w:cs="Arial"/>
+          <w:b/>
+          <w:color w:val="000000"/>
+          <w:kern w:val="2"/>
+          <w:sz w:val="19"/>
+          <w:szCs w:val="24"/>
+        </w:rPr>
+        <w:t>}</w:t>
       </w:r>
     </w:p>
     <w:p>
@@ -302,7 +411,29 @@
           <w:sz w:val="19"/>
           <w:szCs w:val="24"/>
         </w:rPr>
-        <w:t>NÚMERO DE FIANZA: {custom.NumeroFianza}</w:t>
+        <w:t>NÚMERO DE FIANZA: {</w:t>
+      </w:r>
+      <w:proofErr w:type="spellStart"/>
+      <w:r>
+        <w:rPr>
+          <w:rFonts w:ascii="Arial" w:eastAsia="Times New Roman" w:hAnsi="Arial" w:cs="Arial"/>
+          <w:color w:val="000000"/>
+          <w:kern w:val="2"/>
+          <w:sz w:val="19"/>
+          <w:szCs w:val="24"/>
+        </w:rPr>
+        <w:t>custom.NumeroFianza</w:t>
+      </w:r>
+      <w:proofErr w:type="spellEnd"/>
+      <w:r>
+        <w:rPr>
+          <w:rFonts w:ascii="Arial" w:eastAsia="Times New Roman" w:hAnsi="Arial" w:cs="Arial"/>
+          <w:color w:val="000000"/>
+          <w:kern w:val="2"/>
+          <w:sz w:val="19"/>
+          <w:szCs w:val="24"/>
+        </w:rPr>
+        <w:t>}</w:t>
       </w:r>
     </w:p>
     <w:p>
@@ -383,7 +514,7 @@
     </w:p>
     <w:p>
       <w:pPr>
-        <w:framePr w:w="7160" w:h="221" w:hRule="exact" w:wrap="auto" w:vAnchor="page" w:hAnchor="page" w:x="4306" w:y="2391"/>
+        <w:framePr w:w="7160" w:h="221" w:hRule="exact" w:wrap="auto" w:vAnchor="page" w:hAnchor="page" w:x="4293" w:y="2619"/>
         <w:widowControl w:val="0"/>
         <w:tabs>
           <w:tab w:val="left" w:pos="360"/>
@@ -428,7 +559,42 @@
           <w:sz w:val="19"/>
           <w:szCs w:val="24"/>
         </w:rPr>
-        <w:t>{custom.Tenedor}</w:t>
+        <w:t>{</w:t>
+      </w:r>
+      <w:proofErr w:type="spellStart"/>
+      <w:r>
+        <w:rPr>
+          <w:rFonts w:ascii="Arial" w:eastAsia="Times New Roman" w:hAnsi="Arial" w:cs="Arial"/>
+          <w:b/>
+          <w:color w:val="000000"/>
+          <w:kern w:val="2"/>
+          <w:sz w:val="19"/>
+          <w:szCs w:val="24"/>
+        </w:rPr>
+        <w:t>custom.</w:t>
+      </w:r>
+      <w:r>
+        <w:rPr>
+          <w:rFonts w:ascii="Arial" w:eastAsia="Times New Roman" w:hAnsi="Arial" w:cs="Arial"/>
+          <w:b/>
+          <w:color w:val="000000"/>
+          <w:kern w:val="2"/>
+          <w:sz w:val="19"/>
+          <w:szCs w:val="24"/>
+        </w:rPr>
+        <w:t>Secuestrante</w:t>
+      </w:r>
+      <w:proofErr w:type="spellEnd"/>
+      <w:r>
+        <w:rPr>
+          <w:rFonts w:ascii="Arial" w:eastAsia="Times New Roman" w:hAnsi="Arial" w:cs="Arial"/>
+          <w:b/>
+          <w:color w:val="000000"/>
+          <w:kern w:val="2"/>
+          <w:sz w:val="19"/>
+          <w:szCs w:val="24"/>
+        </w:rPr>
+        <w:t>}</w:t>
       </w:r>
     </w:p>
     <w:p>
@@ -516,7 +682,31 @@
           <w:sz w:val="19"/>
           <w:szCs w:val="24"/>
         </w:rPr>
-        <w:t>{custom.SumaTextoTotal}</w:t>
+        <w:t>{</w:t>
+      </w:r>
+      <w:proofErr w:type="spellStart"/>
+      <w:r>
+        <w:rPr>
+          <w:rFonts w:ascii="Arial" w:eastAsia="Times New Roman" w:hAnsi="Arial" w:cs="Arial"/>
+          <w:b/>
+          <w:color w:val="000000"/>
+          <w:kern w:val="2"/>
+          <w:sz w:val="19"/>
+          <w:szCs w:val="24"/>
+        </w:rPr>
+        <w:t>custom.SumaTextoTotal</w:t>
+      </w:r>
+      <w:proofErr w:type="spellEnd"/>
+      <w:r>
+        <w:rPr>
+          <w:rFonts w:ascii="Arial" w:eastAsia="Times New Roman" w:hAnsi="Arial" w:cs="Arial"/>
+          <w:b/>
+          <w:color w:val="000000"/>
+          <w:kern w:val="2"/>
+          <w:sz w:val="19"/>
+          <w:szCs w:val="24"/>
+        </w:rPr>
+        <w:t>}</w:t>
       </w:r>
     </w:p>
     <w:p>
@@ -642,7 +832,42 @@
           <w:sz w:val="19"/>
           <w:szCs w:val="24"/>
         </w:rPr>
-        <w:t>{custom.AFavor}</w:t>
+        <w:t>{</w:t>
+      </w:r>
+      <w:proofErr w:type="spellStart"/>
+      <w:r>
+        <w:rPr>
+          <w:rFonts w:ascii="Arial" w:eastAsia="Times New Roman" w:hAnsi="Arial" w:cs="Arial"/>
+          <w:b/>
+          <w:color w:val="000000"/>
+          <w:kern w:val="2"/>
+          <w:sz w:val="19"/>
+          <w:szCs w:val="24"/>
+        </w:rPr>
+        <w:t>custom.</w:t>
+      </w:r>
+      <w:r>
+        <w:rPr>
+          <w:rFonts w:ascii="Arial" w:eastAsia="Times New Roman" w:hAnsi="Arial" w:cs="Arial"/>
+          <w:b/>
+          <w:color w:val="000000"/>
+          <w:kern w:val="2"/>
+          <w:sz w:val="19"/>
+          <w:szCs w:val="24"/>
+        </w:rPr>
+        <w:t>Tenedor</w:t>
+      </w:r>
+      <w:proofErr w:type="spellEnd"/>
+      <w:r>
+        <w:rPr>
+          <w:rFonts w:ascii="Arial" w:eastAsia="Times New Roman" w:hAnsi="Arial" w:cs="Arial"/>
+          <w:b/>
+          <w:color w:val="000000"/>
+          <w:kern w:val="2"/>
+          <w:sz w:val="19"/>
+          <w:szCs w:val="24"/>
+        </w:rPr>
+        <w:t>}</w:t>
       </w:r>
     </w:p>
     <w:p>
@@ -712,7 +937,29 @@
           <w:sz w:val="19"/>
           <w:szCs w:val="24"/>
         </w:rPr>
-        <w:t>{custom.SumaTexto}</w:t>
+        <w:t>{</w:t>
+      </w:r>
+      <w:proofErr w:type="spellStart"/>
+      <w:r>
+        <w:rPr>
+          <w:rFonts w:ascii="Arial" w:eastAsia="Times New Roman" w:hAnsi="Arial" w:cs="Arial"/>
+          <w:color w:val="000000"/>
+          <w:kern w:val="2"/>
+          <w:sz w:val="19"/>
+          <w:szCs w:val="24"/>
+        </w:rPr>
+        <w:t>custom.SumaTexto</w:t>
+      </w:r>
+      <w:proofErr w:type="spellEnd"/>
+      <w:r>
+        <w:rPr>
+          <w:rFonts w:ascii="Arial" w:eastAsia="Times New Roman" w:hAnsi="Arial" w:cs="Arial"/>
+          <w:color w:val="000000"/>
+          <w:kern w:val="2"/>
+          <w:sz w:val="19"/>
+          <w:szCs w:val="24"/>
+        </w:rPr>
+        <w:t>}</w:t>
       </w:r>
       <w:r>
         <w:rPr>
@@ -732,17 +979,123 @@
           <w:sz w:val="19"/>
           <w:szCs w:val="24"/>
         </w:rPr>
-        <w:t>{custom.MonedaMonto}</w:t>
-      </w:r>
-      <w:r>
-        <w:rPr>
-          <w:rFonts w:ascii="Arial" w:eastAsia="Times New Roman" w:hAnsi="Arial" w:cs="Arial"/>
-          <w:color w:val="000000"/>
-          <w:kern w:val="2"/>
-          <w:sz w:val="19"/>
-          <w:szCs w:val="24"/>
-        </w:rPr>
-        <w:t>)  para garantizar el pago de los posibles daños y perjuicios que pudieran ocasionarse a en adelante EL SECUESTRANTE por motivo del levantamiento del secuestro solicitado por {custom.Tenedor} en adelante EL SECUESTRADO dentro del proceso que le seguirá ante los juzgados y tribunales panameños.</w:t>
+        <w:t>{</w:t>
+      </w:r>
+      <w:proofErr w:type="spellStart"/>
+      <w:r>
+        <w:rPr>
+          <w:rFonts w:ascii="Arial" w:eastAsia="Times New Roman" w:hAnsi="Arial" w:cs="Arial"/>
+          <w:color w:val="000000"/>
+          <w:kern w:val="2"/>
+          <w:sz w:val="19"/>
+          <w:szCs w:val="24"/>
+        </w:rPr>
+        <w:t>custom.MonedaMonto</w:t>
+      </w:r>
+      <w:proofErr w:type="spellEnd"/>
+      <w:r>
+        <w:rPr>
+          <w:rFonts w:ascii="Arial" w:eastAsia="Times New Roman" w:hAnsi="Arial" w:cs="Arial"/>
+          <w:color w:val="000000"/>
+          <w:kern w:val="2"/>
+          <w:sz w:val="19"/>
+          <w:szCs w:val="24"/>
+        </w:rPr>
+        <w:t>}</w:t>
+      </w:r>
+      <w:r>
+        <w:rPr>
+          <w:rFonts w:ascii="Arial" w:eastAsia="Times New Roman" w:hAnsi="Arial" w:cs="Arial"/>
+          <w:color w:val="000000"/>
+          <w:kern w:val="2"/>
+          <w:sz w:val="19"/>
+          <w:szCs w:val="24"/>
+        </w:rPr>
+        <w:t>)  para garantizar el pago de los posibles daños y perjuicios que pudieran ocasionarse a</w:t>
+      </w:r>
+      <w:r>
+        <w:rPr>
+          <w:rFonts w:ascii="Arial" w:eastAsia="Times New Roman" w:hAnsi="Arial" w:cs="Arial"/>
+          <w:color w:val="000000"/>
+          <w:kern w:val="2"/>
+          <w:sz w:val="19"/>
+          <w:szCs w:val="24"/>
+        </w:rPr>
+        <w:t xml:space="preserve"> {</w:t>
+      </w:r>
+      <w:proofErr w:type="spellStart"/>
+      <w:r>
+        <w:rPr>
+          <w:rFonts w:ascii="Arial" w:eastAsia="Times New Roman" w:hAnsi="Arial" w:cs="Arial"/>
+          <w:color w:val="000000"/>
+          <w:kern w:val="2"/>
+          <w:sz w:val="19"/>
+          <w:szCs w:val="24"/>
+        </w:rPr>
+        <w:t>custom.</w:t>
+      </w:r>
+      <w:r>
+        <w:rPr>
+          <w:rFonts w:ascii="Arial" w:eastAsia="Times New Roman" w:hAnsi="Arial" w:cs="Arial"/>
+          <w:color w:val="000000"/>
+          <w:kern w:val="2"/>
+          <w:sz w:val="19"/>
+          <w:szCs w:val="24"/>
+        </w:rPr>
+        <w:t>Secuestrante</w:t>
+      </w:r>
+      <w:proofErr w:type="spellEnd"/>
+      <w:r>
+        <w:rPr>
+          <w:rFonts w:ascii="Arial" w:eastAsia="Times New Roman" w:hAnsi="Arial" w:cs="Arial"/>
+          <w:color w:val="000000"/>
+          <w:kern w:val="2"/>
+          <w:sz w:val="19"/>
+          <w:szCs w:val="24"/>
+        </w:rPr>
+        <w:t>},</w:t>
+      </w:r>
+      <w:r>
+        <w:rPr>
+          <w:rFonts w:ascii="Arial" w:eastAsia="Times New Roman" w:hAnsi="Arial" w:cs="Arial"/>
+          <w:color w:val="000000"/>
+          <w:kern w:val="2"/>
+          <w:sz w:val="19"/>
+          <w:szCs w:val="24"/>
+        </w:rPr>
+        <w:t xml:space="preserve"> en adelante EL SECUESTRANTE por motivo del levantamiento del secuestro solicitado por {</w:t>
+      </w:r>
+      <w:proofErr w:type="spellStart"/>
+      <w:r>
+        <w:rPr>
+          <w:rFonts w:ascii="Arial" w:eastAsia="Times New Roman" w:hAnsi="Arial" w:cs="Arial"/>
+          <w:color w:val="000000"/>
+          <w:kern w:val="2"/>
+          <w:sz w:val="19"/>
+          <w:szCs w:val="24"/>
+        </w:rPr>
+        <w:t>custom.</w:t>
+      </w:r>
+      <w:r>
+        <w:rPr>
+          <w:rFonts w:ascii="Arial" w:eastAsia="Times New Roman" w:hAnsi="Arial" w:cs="Arial"/>
+          <w:color w:val="000000"/>
+          <w:kern w:val="2"/>
+          <w:sz w:val="19"/>
+          <w:szCs w:val="24"/>
+        </w:rPr>
+        <w:t>AFavor</w:t>
+      </w:r>
+      <w:proofErr w:type="spellEnd"/>
+      <w:r>
+        <w:rPr>
+          <w:rFonts w:ascii="Arial" w:eastAsia="Times New Roman" w:hAnsi="Arial" w:cs="Arial"/>
+          <w:color w:val="000000"/>
+          <w:kern w:val="2"/>
+          <w:sz w:val="19"/>
+          <w:szCs w:val="24"/>
+        </w:rPr>
+        <w:t>} en adelante EL SECUESTRADO dentro del proceso que le seguirá ante los juzgados y tribunales panameños.</w:t>
       </w:r>
     </w:p>
     <w:p>
@@ -802,17 +1155,71 @@
           <w:sz w:val="19"/>
           <w:szCs w:val="24"/>
         </w:rPr>
-        <w:t xml:space="preserve">Como consecuencia de lo anterior, LA FIADORA, por este medio, constituye la presente fianza a favor del JUZGADO {custom.AFavor} por la suma de </w:t>
-      </w:r>
-      <w:r>
-        <w:rPr>
-          <w:rFonts w:ascii="Arial" w:eastAsia="Times New Roman" w:hAnsi="Arial" w:cs="Arial"/>
-          <w:color w:val="000000"/>
-          <w:kern w:val="2"/>
-          <w:sz w:val="19"/>
-          <w:szCs w:val="24"/>
-        </w:rPr>
-        <w:t>{custom.SumaTexto}</w:t>
+        <w:t>Como consecuencia de lo anterior, LA FIADORA, por este medio, constituye la presente fianza a favor del JUZGADO {</w:t>
+      </w:r>
+      <w:proofErr w:type="spellStart"/>
+      <w:r>
+        <w:rPr>
+          <w:rFonts w:ascii="Arial" w:eastAsia="Times New Roman" w:hAnsi="Arial" w:cs="Arial"/>
+          <w:color w:val="000000"/>
+          <w:kern w:val="2"/>
+          <w:sz w:val="19"/>
+          <w:szCs w:val="24"/>
+        </w:rPr>
+        <w:t>custom.</w:t>
+      </w:r>
+      <w:r>
+        <w:rPr>
+          <w:rFonts w:ascii="Arial" w:eastAsia="Times New Roman" w:hAnsi="Arial" w:cs="Arial"/>
+          <w:color w:val="000000"/>
+          <w:kern w:val="2"/>
+          <w:sz w:val="19"/>
+          <w:szCs w:val="24"/>
+        </w:rPr>
+        <w:t>Tenedor</w:t>
+      </w:r>
+      <w:proofErr w:type="spellEnd"/>
+      <w:r>
+        <w:rPr>
+          <w:rFonts w:ascii="Arial" w:eastAsia="Times New Roman" w:hAnsi="Arial" w:cs="Arial"/>
+          <w:color w:val="000000"/>
+          <w:kern w:val="2"/>
+          <w:sz w:val="19"/>
+          <w:szCs w:val="24"/>
+        </w:rPr>
+        <w:t xml:space="preserve">} por la suma de </w:t>
+      </w:r>
+      <w:r>
+        <w:rPr>
+          <w:rFonts w:ascii="Arial" w:eastAsia="Times New Roman" w:hAnsi="Arial" w:cs="Arial"/>
+          <w:color w:val="000000"/>
+          <w:kern w:val="2"/>
+          <w:sz w:val="19"/>
+          <w:szCs w:val="24"/>
+        </w:rPr>
+        <w:t>{</w:t>
+      </w:r>
+      <w:proofErr w:type="spellStart"/>
+      <w:r>
+        <w:rPr>
+          <w:rFonts w:ascii="Arial" w:eastAsia="Times New Roman" w:hAnsi="Arial" w:cs="Arial"/>
+          <w:color w:val="000000"/>
+          <w:kern w:val="2"/>
+          <w:sz w:val="19"/>
+          <w:szCs w:val="24"/>
+        </w:rPr>
+        <w:t>custom.SumaTexto</w:t>
+      </w:r>
+      <w:proofErr w:type="spellEnd"/>
+      <w:r>
+        <w:rPr>
+          <w:rFonts w:ascii="Arial" w:eastAsia="Times New Roman" w:hAnsi="Arial" w:cs="Arial"/>
+          <w:color w:val="000000"/>
+          <w:kern w:val="2"/>
+          <w:sz w:val="19"/>
+          <w:szCs w:val="24"/>
+        </w:rPr>
+        <w:t>}</w:t>
       </w:r>
       <w:r>
         <w:rPr>
@@ -832,7 +1239,29 @@
           <w:sz w:val="19"/>
           <w:szCs w:val="24"/>
         </w:rPr>
-        <w:t>{sumaMonedaMonto}</w:t>
+        <w:t>{</w:t>
+      </w:r>
+      <w:proofErr w:type="spellStart"/>
+      <w:r>
+        <w:rPr>
+          <w:rFonts w:ascii="Arial" w:eastAsia="Times New Roman" w:hAnsi="Arial" w:cs="Arial"/>
+          <w:color w:val="000000"/>
+          <w:kern w:val="2"/>
+          <w:sz w:val="19"/>
+          <w:szCs w:val="24"/>
+        </w:rPr>
+        <w:t>sumaMonedaMonto</w:t>
+      </w:r>
+      <w:proofErr w:type="spellEnd"/>
+      <w:r>
+        <w:rPr>
+          <w:rFonts w:ascii="Arial" w:eastAsia="Times New Roman" w:hAnsi="Arial" w:cs="Arial"/>
+          <w:color w:val="000000"/>
+          <w:kern w:val="2"/>
+          <w:sz w:val="19"/>
+          <w:szCs w:val="24"/>
+        </w:rPr>
+        <w:t>}</w:t>
       </w:r>
       <w:r>
         <w:rPr>
@@ -1148,7 +1577,29 @@
           <w:sz w:val="19"/>
           <w:szCs w:val="24"/>
         </w:rPr>
-        <w:t>. Para ello, el peticionario deberá presentar copia auténtica de la resolución judicial ejecutoriada emitida emitida por la autoridad competente que condene a</w:t>
+        <w:t xml:space="preserve">. Para ello, el peticionario deberá presentar copia auténtica de la resolución judicial ejecutoriada emitida </w:t>
+      </w:r>
+      <w:proofErr w:type="spellStart"/>
+      <w:r>
+        <w:rPr>
+          <w:rFonts w:ascii="Arial" w:eastAsia="Times New Roman" w:hAnsi="Arial" w:cs="Arial"/>
+          <w:color w:val="000000"/>
+          <w:kern w:val="2"/>
+          <w:sz w:val="19"/>
+          <w:szCs w:val="24"/>
+        </w:rPr>
+        <w:t>emitida</w:t>
+      </w:r>
+      <w:proofErr w:type="spellEnd"/>
+      <w:r>
+        <w:rPr>
+          <w:rFonts w:ascii="Arial" w:eastAsia="Times New Roman" w:hAnsi="Arial" w:cs="Arial"/>
+          <w:color w:val="000000"/>
+          <w:kern w:val="2"/>
+          <w:sz w:val="19"/>
+          <w:szCs w:val="24"/>
+        </w:rPr>
+        <w:t xml:space="preserve"> por la autoridad competente que condene a</w:t>
       </w:r>
       <w:r>
         <w:rPr>
@@ -1467,7 +1918,29 @@
           <w:sz w:val="19"/>
           <w:szCs w:val="24"/>
         </w:rPr>
-        <w:t>{custom.FechaActualTextoMin}</w:t>
+        <w:t>{</w:t>
+      </w:r>
+      <w:proofErr w:type="spellStart"/>
+      <w:r>
+        <w:rPr>
+          <w:rFonts w:ascii="Arial" w:eastAsia="Times New Roman" w:hAnsi="Arial" w:cs="Arial"/>
+          <w:color w:val="000000"/>
+          <w:kern w:val="2"/>
+          <w:sz w:val="19"/>
+          <w:szCs w:val="24"/>
+        </w:rPr>
+        <w:t>custom.FechaActualTextoMin</w:t>
+      </w:r>
+      <w:proofErr w:type="spellEnd"/>
+      <w:r>
+        <w:rPr>
+          <w:rFonts w:ascii="Arial" w:eastAsia="Times New Roman" w:hAnsi="Arial" w:cs="Arial"/>
+          <w:color w:val="000000"/>
+          <w:kern w:val="2"/>
+          <w:sz w:val="19"/>
+          <w:szCs w:val="24"/>
+        </w:rPr>
+        <w:t>}</w:t>
       </w:r>
       <w:r>
         <w:rPr>
@@ -1747,7 +2220,42 @@
           <w:sz w:val="19"/>
           <w:szCs w:val="24"/>
         </w:rPr>
-        <w:t>{custom.Tenedor}</w:t>
+        <w:t>{</w:t>
+      </w:r>
+      <w:proofErr w:type="spellStart"/>
+      <w:r>
+        <w:rPr>
+          <w:rFonts w:ascii="Arial" w:eastAsia="Times New Roman" w:hAnsi="Arial" w:cs="Arial"/>
+          <w:b/>
+          <w:color w:val="000000"/>
+          <w:kern w:val="2"/>
+          <w:sz w:val="19"/>
+          <w:szCs w:val="24"/>
+        </w:rPr>
+        <w:t>custom.</w:t>
+      </w:r>
+      <w:r>
+        <w:rPr>
+          <w:rFonts w:ascii="Arial" w:eastAsia="Times New Roman" w:hAnsi="Arial" w:cs="Arial"/>
+          <w:b/>
+          <w:color w:val="000000"/>
+          <w:kern w:val="2"/>
+          <w:sz w:val="19"/>
+          <w:szCs w:val="24"/>
+        </w:rPr>
+        <w:t>AFavor</w:t>
+      </w:r>
+      <w:proofErr w:type="spellEnd"/>
+      <w:r>
+        <w:rPr>
+          <w:rFonts w:ascii="Arial" w:eastAsia="Times New Roman" w:hAnsi="Arial" w:cs="Arial"/>
+          <w:b/>
+          <w:color w:val="000000"/>
+          <w:kern w:val="2"/>
+          <w:sz w:val="19"/>
+          <w:szCs w:val="24"/>
+        </w:rPr>
+        <w:t>}</w:t>
       </w:r>
     </w:p>
     <w:p>

--- a/Reportes/CondGen_314.docx
+++ b/Reportes/CondGen_314.docx
@@ -52,6 +52,7 @@
         <w:t>{</w:t>
       </w:r>
       <w:proofErr w:type="spellStart"/>
+      <w:proofErr w:type="gramStart"/>
       <w:r>
         <w:rPr>
           <w:rFonts w:ascii="Arial" w:eastAsia="Times New Roman" w:hAnsi="Arial" w:cs="Arial"/>
@@ -75,6 +76,7 @@
         <w:t>AFavor</w:t>
       </w:r>
       <w:proofErr w:type="spellEnd"/>
+      <w:proofErr w:type="gramEnd"/>
       <w:r>
         <w:rPr>
           <w:rFonts w:ascii="Arial" w:eastAsia="Times New Roman" w:hAnsi="Arial" w:cs="Arial"/>
@@ -89,7 +91,83 @@
     </w:p>
     <w:p>
       <w:pPr>
-        <w:framePr w:w="11210" w:h="1120" w:hRule="exact" w:wrap="auto" w:vAnchor="page" w:hAnchor="page" w:x="511" w:y="661"/>
+        <w:framePr w:w="7160" w:h="221" w:hRule="exact" w:wrap="auto" w:vAnchor="page" w:hAnchor="page" w:x="4293" w:y="2619"/>
+        <w:widowControl w:val="0"/>
+        <w:tabs>
+          <w:tab w:val="left" w:pos="360"/>
+          <w:tab w:val="left" w:pos="720"/>
+          <w:tab w:val="left" w:pos="1080"/>
+          <w:tab w:val="left" w:pos="1440"/>
+          <w:tab w:val="left" w:pos="1800"/>
+          <w:tab w:val="left" w:pos="2160"/>
+          <w:tab w:val="left" w:pos="2520"/>
+          <w:tab w:val="left" w:pos="2880"/>
+          <w:tab w:val="left" w:pos="3240"/>
+          <w:tab w:val="left" w:pos="3600"/>
+          <w:tab w:val="left" w:pos="3960"/>
+          <w:tab w:val="left" w:pos="4320"/>
+          <w:tab w:val="left" w:pos="4680"/>
+          <w:tab w:val="left" w:pos="5040"/>
+          <w:tab w:val="left" w:pos="5400"/>
+          <w:tab w:val="left" w:pos="5760"/>
+          <w:tab w:val="left" w:pos="6120"/>
+          <w:tab w:val="left" w:pos="6480"/>
+          <w:tab w:val="left" w:pos="6840"/>
+        </w:tabs>
+        <w:autoSpaceDE w:val="0"/>
+        <w:autoSpaceDN w:val="0"/>
+        <w:adjustRightInd w:val="0"/>
+        <w:spacing w:after="0" w:line="240" w:lineRule="auto"/>
+        <w:rPr>
+          <w:rFonts w:ascii="Arial" w:eastAsia="Times New Roman" w:hAnsi="Arial" w:cs="Arial"/>
+          <w:b/>
+          <w:color w:val="000000"/>
+          <w:kern w:val="2"/>
+          <w:sz w:val="19"/>
+          <w:szCs w:val="24"/>
+        </w:rPr>
+      </w:pPr>
+      <w:r>
+        <w:rPr>
+          <w:rFonts w:ascii="Arial" w:eastAsia="Times New Roman" w:hAnsi="Arial" w:cs="Arial"/>
+          <w:b/>
+          <w:color w:val="000000"/>
+          <w:kern w:val="2"/>
+          <w:sz w:val="19"/>
+          <w:szCs w:val="24"/>
+        </w:rPr>
+        <w:t>{</w:t>
+      </w:r>
+      <w:proofErr w:type="spellStart"/>
+      <w:proofErr w:type="gramStart"/>
+      <w:r>
+        <w:rPr>
+          <w:rFonts w:ascii="Arial" w:eastAsia="Times New Roman" w:hAnsi="Arial" w:cs="Arial"/>
+          <w:b/>
+          <w:color w:val="000000"/>
+          <w:kern w:val="2"/>
+          <w:sz w:val="19"/>
+          <w:szCs w:val="24"/>
+        </w:rPr>
+        <w:t>custom.Secuestrante</w:t>
+      </w:r>
+      <w:proofErr w:type="spellEnd"/>
+      <w:proofErr w:type="gramEnd"/>
+      <w:r>
+        <w:rPr>
+          <w:rFonts w:ascii="Arial" w:eastAsia="Times New Roman" w:hAnsi="Arial" w:cs="Arial"/>
+          <w:b/>
+          <w:color w:val="000000"/>
+          <w:kern w:val="2"/>
+          <w:sz w:val="19"/>
+          <w:szCs w:val="24"/>
+        </w:rPr>
+        <w:t>}</w:t>
+      </w:r>
+    </w:p>
+    <w:p>
+      <w:pPr>
+        <w:framePr w:w="11210" w:h="1123" w:hRule="exact" w:wrap="notBeside" w:vAnchor="page" w:hAnchor="page" w:x="511" w:y="659" w:anchorLock="1"/>
         <w:widowControl w:val="0"/>
         <w:tabs>
           <w:tab w:val="left" w:pos="360"/>
@@ -174,7 +252,7 @@
     </w:p>
     <w:p>
       <w:pPr>
-        <w:framePr w:w="11210" w:h="1120" w:hRule="exact" w:wrap="auto" w:vAnchor="page" w:hAnchor="page" w:x="511" w:y="661"/>
+        <w:framePr w:w="11210" w:h="1123" w:hRule="exact" w:wrap="notBeside" w:vAnchor="page" w:hAnchor="page" w:x="511" w:y="659" w:anchorLock="1"/>
         <w:widowControl w:val="0"/>
         <w:tabs>
           <w:tab w:val="left" w:pos="360"/>
@@ -239,7 +317,7 @@
     </w:p>
     <w:p>
       <w:pPr>
-        <w:framePr w:w="11210" w:h="1120" w:hRule="exact" w:wrap="auto" w:vAnchor="page" w:hAnchor="page" w:x="511" w:y="661"/>
+        <w:framePr w:w="11210" w:h="1123" w:hRule="exact" w:wrap="notBeside" w:vAnchor="page" w:hAnchor="page" w:x="511" w:y="659" w:anchorLock="1"/>
         <w:widowControl w:val="0"/>
         <w:tabs>
           <w:tab w:val="left" w:pos="360"/>
@@ -352,6 +430,7 @@
         <w:t>{</w:t>
       </w:r>
       <w:proofErr w:type="spellStart"/>
+      <w:proofErr w:type="gramStart"/>
       <w:r>
         <w:rPr>
           <w:rFonts w:ascii="Arial" w:eastAsia="Times New Roman" w:hAnsi="Arial" w:cs="Arial"/>
@@ -364,6 +443,7 @@
         <w:t>custom.NumeroFianza</w:t>
       </w:r>
       <w:proofErr w:type="spellEnd"/>
+      <w:proofErr w:type="gramEnd"/>
       <w:r>
         <w:rPr>
           <w:rFonts w:ascii="Arial" w:eastAsia="Times New Roman" w:hAnsi="Arial" w:cs="Arial"/>
@@ -411,29 +491,7 @@
           <w:sz w:val="19"/>
           <w:szCs w:val="24"/>
         </w:rPr>
-        <w:t>NÚMERO DE FIANZA: {</w:t>
-      </w:r>
-      <w:proofErr w:type="spellStart"/>
-      <w:r>
-        <w:rPr>
-          <w:rFonts w:ascii="Arial" w:eastAsia="Times New Roman" w:hAnsi="Arial" w:cs="Arial"/>
-          <w:color w:val="000000"/>
-          <w:kern w:val="2"/>
-          <w:sz w:val="19"/>
-          <w:szCs w:val="24"/>
-        </w:rPr>
-        <w:t>custom.NumeroFianza</w:t>
-      </w:r>
-      <w:proofErr w:type="spellEnd"/>
-      <w:r>
-        <w:rPr>
-          <w:rFonts w:ascii="Arial" w:eastAsia="Times New Roman" w:hAnsi="Arial" w:cs="Arial"/>
-          <w:color w:val="000000"/>
-          <w:kern w:val="2"/>
-          <w:sz w:val="19"/>
-          <w:szCs w:val="24"/>
-        </w:rPr>
-        <w:t>}</w:t>
+        <w:t xml:space="preserve">NÚMERO DE FIANZA: </w:t>
       </w:r>
     </w:p>
     <w:p>
@@ -514,7 +572,7 @@
     </w:p>
     <w:p>
       <w:pPr>
-        <w:framePr w:w="7160" w:h="221" w:hRule="exact" w:wrap="auto" w:vAnchor="page" w:hAnchor="page" w:x="4293" w:y="2619"/>
+        <w:framePr w:w="7160" w:h="221" w:hRule="exact" w:wrap="auto" w:vAnchor="page" w:hAnchor="page" w:x="4284" w:y="3437"/>
         <w:widowControl w:val="0"/>
         <w:tabs>
           <w:tab w:val="left" w:pos="360"/>
@@ -562,6 +620,7 @@
         <w:t>{</w:t>
       </w:r>
       <w:proofErr w:type="spellStart"/>
+      <w:proofErr w:type="gramStart"/>
       <w:r>
         <w:rPr>
           <w:rFonts w:ascii="Arial" w:eastAsia="Times New Roman" w:hAnsi="Arial" w:cs="Arial"/>
@@ -582,9 +641,10 @@
           <w:sz w:val="19"/>
           <w:szCs w:val="24"/>
         </w:rPr>
-        <w:t>Secuestrante</w:t>
+        <w:t>NumeroContrato</w:t>
       </w:r>
       <w:proofErr w:type="spellEnd"/>
+      <w:proofErr w:type="gramEnd"/>
       <w:r>
         <w:rPr>
           <w:rFonts w:ascii="Arial" w:eastAsia="Times New Roman" w:hAnsi="Arial" w:cs="Arial"/>
@@ -637,7 +697,7 @@
     </w:p>
     <w:p>
       <w:pPr>
-        <w:framePr w:w="7160" w:h="476" w:hRule="exact" w:wrap="auto" w:vAnchor="page" w:hAnchor="page" w:x="4301" w:y="2952"/>
+        <w:framePr w:w="7160" w:h="398" w:hRule="exact" w:wrap="auto" w:vAnchor="page" w:hAnchor="page" w:x="4301" w:y="2952"/>
         <w:widowControl w:val="0"/>
         <w:tabs>
           <w:tab w:val="left" w:pos="360"/>
@@ -685,6 +745,7 @@
         <w:t>{</w:t>
       </w:r>
       <w:proofErr w:type="spellStart"/>
+      <w:proofErr w:type="gramStart"/>
       <w:r>
         <w:rPr>
           <w:rFonts w:ascii="Arial" w:eastAsia="Times New Roman" w:hAnsi="Arial" w:cs="Arial"/>
@@ -697,6 +758,7 @@
         <w:t>custom.SumaTextoTotal</w:t>
       </w:r>
       <w:proofErr w:type="spellEnd"/>
+      <w:proofErr w:type="gramEnd"/>
       <w:r>
         <w:rPr>
           <w:rFonts w:ascii="Arial" w:eastAsia="Times New Roman" w:hAnsi="Arial" w:cs="Arial"/>
@@ -835,6 +897,7 @@
         <w:t>{</w:t>
       </w:r>
       <w:proofErr w:type="spellStart"/>
+      <w:proofErr w:type="gramStart"/>
       <w:r>
         <w:rPr>
           <w:rFonts w:ascii="Arial" w:eastAsia="Times New Roman" w:hAnsi="Arial" w:cs="Arial"/>
@@ -858,6 +921,7 @@
         <w:t>Tenedor</w:t>
       </w:r>
       <w:proofErr w:type="spellEnd"/>
+      <w:proofErr w:type="gramEnd"/>
       <w:r>
         <w:rPr>
           <w:rFonts w:ascii="Arial" w:eastAsia="Times New Roman" w:hAnsi="Arial" w:cs="Arial"/>
@@ -872,7 +936,7 @@
     </w:p>
     <w:p>
       <w:pPr>
-        <w:framePr w:w="11115" w:h="1170" w:hRule="exact" w:wrap="auto" w:vAnchor="page" w:hAnchor="page" w:x="481" w:y="4442"/>
+        <w:framePr w:w="11113" w:h="1168" w:hRule="exact" w:wrap="notBeside" w:vAnchor="page" w:hAnchor="page" w:x="483" w:y="4441" w:anchorLock="1"/>
         <w:widowControl w:val="0"/>
         <w:tabs>
           <w:tab w:val="left" w:pos="360"/>
@@ -940,6 +1004,7 @@
         <w:t>{</w:t>
       </w:r>
       <w:proofErr w:type="spellStart"/>
+      <w:proofErr w:type="gramStart"/>
       <w:r>
         <w:rPr>
           <w:rFonts w:ascii="Arial" w:eastAsia="Times New Roman" w:hAnsi="Arial" w:cs="Arial"/>
@@ -951,6 +1016,7 @@
         <w:t>custom.SumaTexto</w:t>
       </w:r>
       <w:proofErr w:type="spellEnd"/>
+      <w:proofErr w:type="gramEnd"/>
       <w:r>
         <w:rPr>
           <w:rFonts w:ascii="Arial" w:eastAsia="Times New Roman" w:hAnsi="Arial" w:cs="Arial"/>
@@ -1100,7 +1166,7 @@
     </w:p>
     <w:p>
       <w:pPr>
-        <w:framePr w:w="11160" w:h="1180" w:hRule="exact" w:wrap="auto" w:vAnchor="page" w:hAnchor="page" w:x="481" w:y="5745"/>
+        <w:framePr w:w="11159" w:h="1179" w:hRule="exact" w:wrap="notBeside" w:vAnchor="page" w:hAnchor="page" w:x="483" w:y="5745" w:anchorLock="1"/>
         <w:widowControl w:val="0"/>
         <w:tabs>
           <w:tab w:val="left" w:pos="360"/>
@@ -1158,6 +1224,7 @@
         <w:t>Como consecuencia de lo anterior, LA FIADORA, por este medio, constituye la presente fianza a favor del JUZGADO {</w:t>
       </w:r>
       <w:proofErr w:type="spellStart"/>
+      <w:proofErr w:type="gramStart"/>
       <w:r>
         <w:rPr>
           <w:rFonts w:ascii="Arial" w:eastAsia="Times New Roman" w:hAnsi="Arial" w:cs="Arial"/>
@@ -1179,6 +1246,7 @@
         <w:t>Tenedor</w:t>
       </w:r>
       <w:proofErr w:type="spellEnd"/>
+      <w:proofErr w:type="gramEnd"/>
       <w:r>
         <w:rPr>
           <w:rFonts w:ascii="Arial" w:eastAsia="Times New Roman" w:hAnsi="Arial" w:cs="Arial"/>
@@ -1955,7 +2023,7 @@
     </w:p>
     <w:p>
       <w:pPr>
-        <w:framePr w:w="4680" w:h="290" w:hRule="exact" w:wrap="auto" w:vAnchor="page" w:hAnchor="page" w:x="721" w:y="13611"/>
+        <w:framePr w:w="4678" w:h="289" w:hRule="exact" w:wrap="notBeside" w:vAnchor="page" w:hAnchor="page" w:x="721" w:y="13609" w:anchorLock="1"/>
         <w:widowControl w:val="0"/>
         <w:pBdr>
           <w:top w:val="single" w:sz="8" w:space="0" w:color="000000"/>
@@ -2002,7 +2070,7 @@
     </w:p>
     <w:p>
       <w:pPr>
-        <w:framePr w:w="4680" w:h="240" w:hRule="exact" w:wrap="auto" w:vAnchor="page" w:hAnchor="page" w:x="721" w:y="12321"/>
+        <w:framePr w:w="4678" w:h="238" w:hRule="exact" w:wrap="notBeside" w:vAnchor="page" w:hAnchor="page" w:x="721" w:y="12322" w:anchorLock="1"/>
         <w:widowControl w:val="0"/>
         <w:tabs>
           <w:tab w:val="left" w:pos="360"/>
@@ -2134,7 +2202,7 @@
     </w:p>
     <w:p>
       <w:pPr>
-        <w:framePr w:w="4680" w:h="290" w:hRule="exact" w:wrap="auto" w:vAnchor="page" w:hAnchor="page" w:x="6841" w:y="13611"/>
+        <w:framePr w:w="4678" w:h="289" w:hRule="exact" w:wrap="notBeside" w:vAnchor="page" w:hAnchor="page" w:x="6839" w:y="13609" w:anchorLock="1"/>
         <w:widowControl w:val="0"/>
         <w:pBdr>
           <w:top w:val="single" w:sz="8" w:space="0" w:color="000000"/>
@@ -2181,7 +2249,7 @@
     </w:p>
     <w:p>
       <w:pPr>
-        <w:framePr w:w="4665" w:h="238" w:hRule="exact" w:wrap="auto" w:vAnchor="page" w:hAnchor="page" w:x="6871" w:y="12317"/>
+        <w:framePr w:w="4559" w:h="238" w:hRule="exact" w:wrap="notBeside" w:vAnchor="page" w:hAnchor="page" w:x="6941" w:y="12311" w:anchorLock="1"/>
         <w:widowControl w:val="0"/>
         <w:tabs>
           <w:tab w:val="left" w:pos="360"/>
@@ -2208,59 +2276,49 @@
           <w:color w:val="000000"/>
           <w:kern w:val="2"/>
           <w:sz w:val="19"/>
-          <w:szCs w:val="24"/>
-        </w:rPr>
-      </w:pPr>
-      <w:r>
-        <w:rPr>
-          <w:rFonts w:ascii="Arial" w:eastAsia="Times New Roman" w:hAnsi="Arial" w:cs="Arial"/>
-          <w:b/>
-          <w:color w:val="000000"/>
-          <w:kern w:val="2"/>
-          <w:sz w:val="19"/>
-          <w:szCs w:val="24"/>
+          <w:szCs w:val="19"/>
+        </w:rPr>
+      </w:pPr>
+      <w:r>
+        <w:rPr>
+          <w:rFonts w:ascii="Arial" w:eastAsia="Times New Roman" w:hAnsi="Arial" w:cs="Arial"/>
+          <w:b/>
+          <w:color w:val="000000"/>
+          <w:kern w:val="2"/>
+          <w:sz w:val="19"/>
+          <w:szCs w:val="19"/>
         </w:rPr>
         <w:t>{</w:t>
       </w:r>
       <w:proofErr w:type="spellStart"/>
-      <w:r>
-        <w:rPr>
-          <w:rFonts w:ascii="Arial" w:eastAsia="Times New Roman" w:hAnsi="Arial" w:cs="Arial"/>
-          <w:b/>
-          <w:color w:val="000000"/>
-          <w:kern w:val="2"/>
-          <w:sz w:val="19"/>
-          <w:szCs w:val="24"/>
-        </w:rPr>
-        <w:t>custom.</w:t>
-      </w:r>
-      <w:r>
-        <w:rPr>
-          <w:rFonts w:ascii="Arial" w:eastAsia="Times New Roman" w:hAnsi="Arial" w:cs="Arial"/>
-          <w:b/>
-          <w:color w:val="000000"/>
-          <w:kern w:val="2"/>
-          <w:sz w:val="19"/>
-          <w:szCs w:val="24"/>
-        </w:rPr>
-        <w:t>AFavor</w:t>
+      <w:proofErr w:type="gramStart"/>
+      <w:r>
+        <w:rPr>
+          <w:rFonts w:ascii="Arial" w:eastAsia="Times New Roman" w:hAnsi="Arial" w:cs="Arial"/>
+          <w:b/>
+          <w:color w:val="000000"/>
+          <w:kern w:val="2"/>
+          <w:sz w:val="19"/>
+          <w:szCs w:val="19"/>
+        </w:rPr>
+        <w:t>custom.AFavor</w:t>
       </w:r>
       <w:proofErr w:type="spellEnd"/>
-      <w:r>
-        <w:rPr>
-          <w:rFonts w:ascii="Arial" w:eastAsia="Times New Roman" w:hAnsi="Arial" w:cs="Arial"/>
-          <w:b/>
-          <w:color w:val="000000"/>
-          <w:kern w:val="2"/>
-          <w:sz w:val="19"/>
-          <w:szCs w:val="24"/>
+      <w:proofErr w:type="gramEnd"/>
+      <w:r>
+        <w:rPr>
+          <w:rFonts w:ascii="Arial" w:eastAsia="Times New Roman" w:hAnsi="Arial" w:cs="Arial"/>
+          <w:b/>
+          <w:color w:val="000000"/>
+          <w:kern w:val="2"/>
+          <w:sz w:val="19"/>
+          <w:szCs w:val="19"/>
         </w:rPr>
         <w:t>}</w:t>
       </w:r>
     </w:p>
     <w:p>
       <w:pPr>
-        <w:framePr w:w="8595" w:h="229" w:hRule="exact" w:wrap="auto" w:vAnchor="page" w:hAnchor="page" w:x="496" w:y="15252"/>
         <w:widowControl w:val="0"/>
         <w:tabs>
           <w:tab w:val="left" w:pos="360"/>
@@ -2299,7 +2357,39 @@
           <w:szCs w:val="24"/>
         </w:rPr>
       </w:pPr>
-      <w:r>
+    </w:p>
+    <w:p>
+      <w:pPr>
+        <w:widowControl w:val="0"/>
+        <w:tabs>
+          <w:tab w:val="left" w:pos="360"/>
+          <w:tab w:val="left" w:pos="720"/>
+          <w:tab w:val="left" w:pos="1080"/>
+          <w:tab w:val="left" w:pos="1440"/>
+          <w:tab w:val="left" w:pos="1800"/>
+          <w:tab w:val="left" w:pos="2160"/>
+          <w:tab w:val="left" w:pos="2520"/>
+          <w:tab w:val="left" w:pos="2880"/>
+          <w:tab w:val="left" w:pos="3240"/>
+          <w:tab w:val="left" w:pos="3600"/>
+          <w:tab w:val="left" w:pos="3960"/>
+          <w:tab w:val="left" w:pos="4320"/>
+          <w:tab w:val="left" w:pos="4680"/>
+          <w:tab w:val="left" w:pos="5040"/>
+          <w:tab w:val="left" w:pos="5400"/>
+          <w:tab w:val="left" w:pos="5760"/>
+          <w:tab w:val="left" w:pos="6120"/>
+          <w:tab w:val="left" w:pos="6480"/>
+          <w:tab w:val="left" w:pos="6840"/>
+          <w:tab w:val="left" w:pos="7200"/>
+          <w:tab w:val="left" w:pos="7560"/>
+          <w:tab w:val="left" w:pos="7920"/>
+          <w:tab w:val="left" w:pos="8280"/>
+        </w:tabs>
+        <w:autoSpaceDE w:val="0"/>
+        <w:autoSpaceDN w:val="0"/>
+        <w:adjustRightInd w:val="0"/>
+        <w:spacing w:after="0" w:line="240" w:lineRule="auto"/>
         <w:rPr>
           <w:rFonts w:ascii="Arial" w:eastAsia="Times New Roman" w:hAnsi="Arial" w:cs="Arial"/>
           <w:color w:val="000000"/>
@@ -2307,16 +2397,584 @@
           <w:sz w:val="15"/>
           <w:szCs w:val="24"/>
         </w:rPr>
-        <w:t>Regulado y Supervisado por la Superintendencia de Seguros y Reaseguros de Panamá</w:t>
-      </w:r>
+      </w:pPr>
+    </w:p>
+    <w:p>
+      <w:pPr>
+        <w:widowControl w:val="0"/>
+        <w:tabs>
+          <w:tab w:val="left" w:pos="360"/>
+          <w:tab w:val="left" w:pos="720"/>
+          <w:tab w:val="left" w:pos="1080"/>
+          <w:tab w:val="left" w:pos="1440"/>
+          <w:tab w:val="left" w:pos="1800"/>
+          <w:tab w:val="left" w:pos="2160"/>
+          <w:tab w:val="left" w:pos="2520"/>
+          <w:tab w:val="left" w:pos="2880"/>
+          <w:tab w:val="left" w:pos="3240"/>
+          <w:tab w:val="left" w:pos="3600"/>
+          <w:tab w:val="left" w:pos="3960"/>
+          <w:tab w:val="left" w:pos="4320"/>
+          <w:tab w:val="left" w:pos="4680"/>
+          <w:tab w:val="left" w:pos="5040"/>
+          <w:tab w:val="left" w:pos="5400"/>
+          <w:tab w:val="left" w:pos="5760"/>
+          <w:tab w:val="left" w:pos="6120"/>
+          <w:tab w:val="left" w:pos="6480"/>
+          <w:tab w:val="left" w:pos="6840"/>
+          <w:tab w:val="left" w:pos="7200"/>
+          <w:tab w:val="left" w:pos="7560"/>
+          <w:tab w:val="left" w:pos="7920"/>
+          <w:tab w:val="left" w:pos="8280"/>
+        </w:tabs>
+        <w:autoSpaceDE w:val="0"/>
+        <w:autoSpaceDN w:val="0"/>
+        <w:adjustRightInd w:val="0"/>
+        <w:spacing w:after="0" w:line="240" w:lineRule="auto"/>
+        <w:rPr>
+          <w:rFonts w:ascii="Arial" w:eastAsia="Times New Roman" w:hAnsi="Arial" w:cs="Arial"/>
+          <w:color w:val="000000"/>
+          <w:kern w:val="2"/>
+          <w:sz w:val="15"/>
+          <w:szCs w:val="24"/>
+        </w:rPr>
+      </w:pPr>
+    </w:p>
+    <w:p>
+      <w:pPr>
+        <w:widowControl w:val="0"/>
+        <w:tabs>
+          <w:tab w:val="left" w:pos="360"/>
+          <w:tab w:val="left" w:pos="720"/>
+          <w:tab w:val="left" w:pos="1080"/>
+          <w:tab w:val="left" w:pos="1440"/>
+          <w:tab w:val="left" w:pos="1800"/>
+          <w:tab w:val="left" w:pos="2160"/>
+          <w:tab w:val="left" w:pos="2520"/>
+          <w:tab w:val="left" w:pos="2880"/>
+          <w:tab w:val="left" w:pos="3240"/>
+          <w:tab w:val="left" w:pos="3600"/>
+          <w:tab w:val="left" w:pos="3960"/>
+          <w:tab w:val="left" w:pos="4320"/>
+          <w:tab w:val="left" w:pos="4680"/>
+          <w:tab w:val="left" w:pos="5040"/>
+          <w:tab w:val="left" w:pos="5400"/>
+          <w:tab w:val="left" w:pos="5760"/>
+          <w:tab w:val="left" w:pos="6120"/>
+          <w:tab w:val="left" w:pos="6480"/>
+          <w:tab w:val="left" w:pos="6840"/>
+          <w:tab w:val="left" w:pos="7200"/>
+          <w:tab w:val="left" w:pos="7560"/>
+          <w:tab w:val="left" w:pos="7920"/>
+          <w:tab w:val="left" w:pos="8280"/>
+        </w:tabs>
+        <w:autoSpaceDE w:val="0"/>
+        <w:autoSpaceDN w:val="0"/>
+        <w:adjustRightInd w:val="0"/>
+        <w:spacing w:after="0" w:line="240" w:lineRule="auto"/>
+        <w:rPr>
+          <w:rFonts w:ascii="Arial" w:eastAsia="Times New Roman" w:hAnsi="Arial" w:cs="Arial"/>
+          <w:color w:val="000000"/>
+          <w:kern w:val="2"/>
+          <w:sz w:val="15"/>
+          <w:szCs w:val="24"/>
+        </w:rPr>
+      </w:pPr>
+    </w:p>
+    <w:p>
+      <w:pPr>
+        <w:widowControl w:val="0"/>
+        <w:tabs>
+          <w:tab w:val="left" w:pos="360"/>
+          <w:tab w:val="left" w:pos="720"/>
+          <w:tab w:val="left" w:pos="1080"/>
+          <w:tab w:val="left" w:pos="1440"/>
+          <w:tab w:val="left" w:pos="1800"/>
+          <w:tab w:val="left" w:pos="2160"/>
+          <w:tab w:val="left" w:pos="2520"/>
+          <w:tab w:val="left" w:pos="2880"/>
+          <w:tab w:val="left" w:pos="3240"/>
+          <w:tab w:val="left" w:pos="3600"/>
+          <w:tab w:val="left" w:pos="3960"/>
+          <w:tab w:val="left" w:pos="4320"/>
+          <w:tab w:val="left" w:pos="4680"/>
+          <w:tab w:val="left" w:pos="5040"/>
+          <w:tab w:val="left" w:pos="5400"/>
+          <w:tab w:val="left" w:pos="5760"/>
+          <w:tab w:val="left" w:pos="6120"/>
+          <w:tab w:val="left" w:pos="6480"/>
+          <w:tab w:val="left" w:pos="6840"/>
+          <w:tab w:val="left" w:pos="7200"/>
+          <w:tab w:val="left" w:pos="7560"/>
+          <w:tab w:val="left" w:pos="7920"/>
+          <w:tab w:val="left" w:pos="8280"/>
+        </w:tabs>
+        <w:autoSpaceDE w:val="0"/>
+        <w:autoSpaceDN w:val="0"/>
+        <w:adjustRightInd w:val="0"/>
+        <w:spacing w:after="0" w:line="240" w:lineRule="auto"/>
+        <w:rPr>
+          <w:rFonts w:ascii="Arial" w:eastAsia="Times New Roman" w:hAnsi="Arial" w:cs="Arial"/>
+          <w:color w:val="000000"/>
+          <w:kern w:val="2"/>
+          <w:sz w:val="15"/>
+          <w:szCs w:val="24"/>
+        </w:rPr>
+      </w:pPr>
+    </w:p>
+    <w:p>
+      <w:pPr>
+        <w:widowControl w:val="0"/>
+        <w:tabs>
+          <w:tab w:val="left" w:pos="360"/>
+          <w:tab w:val="left" w:pos="720"/>
+          <w:tab w:val="left" w:pos="1080"/>
+          <w:tab w:val="left" w:pos="1440"/>
+          <w:tab w:val="left" w:pos="1800"/>
+          <w:tab w:val="left" w:pos="2160"/>
+          <w:tab w:val="left" w:pos="2520"/>
+          <w:tab w:val="left" w:pos="2880"/>
+          <w:tab w:val="left" w:pos="3240"/>
+          <w:tab w:val="left" w:pos="3600"/>
+          <w:tab w:val="left" w:pos="3960"/>
+          <w:tab w:val="left" w:pos="4320"/>
+          <w:tab w:val="left" w:pos="4680"/>
+          <w:tab w:val="left" w:pos="5040"/>
+          <w:tab w:val="left" w:pos="5400"/>
+          <w:tab w:val="left" w:pos="5760"/>
+          <w:tab w:val="left" w:pos="6120"/>
+          <w:tab w:val="left" w:pos="6480"/>
+          <w:tab w:val="left" w:pos="6840"/>
+          <w:tab w:val="left" w:pos="7200"/>
+          <w:tab w:val="left" w:pos="7560"/>
+          <w:tab w:val="left" w:pos="7920"/>
+          <w:tab w:val="left" w:pos="8280"/>
+        </w:tabs>
+        <w:autoSpaceDE w:val="0"/>
+        <w:autoSpaceDN w:val="0"/>
+        <w:adjustRightInd w:val="0"/>
+        <w:spacing w:after="0" w:line="240" w:lineRule="auto"/>
+        <w:rPr>
+          <w:rFonts w:ascii="Arial" w:eastAsia="Times New Roman" w:hAnsi="Arial" w:cs="Arial"/>
+          <w:color w:val="000000"/>
+          <w:kern w:val="2"/>
+          <w:sz w:val="15"/>
+          <w:szCs w:val="24"/>
+        </w:rPr>
+      </w:pPr>
+    </w:p>
+    <w:p>
+      <w:pPr>
+        <w:widowControl w:val="0"/>
+        <w:tabs>
+          <w:tab w:val="left" w:pos="360"/>
+          <w:tab w:val="left" w:pos="720"/>
+          <w:tab w:val="left" w:pos="1080"/>
+          <w:tab w:val="left" w:pos="1440"/>
+          <w:tab w:val="left" w:pos="1800"/>
+          <w:tab w:val="left" w:pos="2160"/>
+          <w:tab w:val="left" w:pos="2520"/>
+          <w:tab w:val="left" w:pos="2880"/>
+          <w:tab w:val="left" w:pos="3240"/>
+          <w:tab w:val="left" w:pos="3600"/>
+          <w:tab w:val="left" w:pos="3960"/>
+          <w:tab w:val="left" w:pos="4320"/>
+          <w:tab w:val="left" w:pos="4680"/>
+          <w:tab w:val="left" w:pos="5040"/>
+          <w:tab w:val="left" w:pos="5400"/>
+          <w:tab w:val="left" w:pos="5760"/>
+          <w:tab w:val="left" w:pos="6120"/>
+          <w:tab w:val="left" w:pos="6480"/>
+          <w:tab w:val="left" w:pos="6840"/>
+          <w:tab w:val="left" w:pos="7200"/>
+          <w:tab w:val="left" w:pos="7560"/>
+          <w:tab w:val="left" w:pos="7920"/>
+          <w:tab w:val="left" w:pos="8280"/>
+        </w:tabs>
+        <w:autoSpaceDE w:val="0"/>
+        <w:autoSpaceDN w:val="0"/>
+        <w:adjustRightInd w:val="0"/>
+        <w:spacing w:after="0" w:line="240" w:lineRule="auto"/>
+        <w:rPr>
+          <w:rFonts w:ascii="Arial" w:eastAsia="Times New Roman" w:hAnsi="Arial" w:cs="Arial"/>
+          <w:color w:val="000000"/>
+          <w:kern w:val="2"/>
+          <w:sz w:val="15"/>
+          <w:szCs w:val="24"/>
+        </w:rPr>
+      </w:pPr>
+    </w:p>
+    <w:p>
+      <w:pPr>
+        <w:widowControl w:val="0"/>
+        <w:tabs>
+          <w:tab w:val="left" w:pos="360"/>
+          <w:tab w:val="left" w:pos="720"/>
+          <w:tab w:val="left" w:pos="1080"/>
+          <w:tab w:val="left" w:pos="1440"/>
+          <w:tab w:val="left" w:pos="1800"/>
+          <w:tab w:val="left" w:pos="2160"/>
+          <w:tab w:val="left" w:pos="2520"/>
+          <w:tab w:val="left" w:pos="2880"/>
+          <w:tab w:val="left" w:pos="3240"/>
+          <w:tab w:val="left" w:pos="3600"/>
+          <w:tab w:val="left" w:pos="3960"/>
+          <w:tab w:val="left" w:pos="4320"/>
+          <w:tab w:val="left" w:pos="4680"/>
+          <w:tab w:val="left" w:pos="5040"/>
+          <w:tab w:val="left" w:pos="5400"/>
+          <w:tab w:val="left" w:pos="5760"/>
+          <w:tab w:val="left" w:pos="6120"/>
+          <w:tab w:val="left" w:pos="6480"/>
+          <w:tab w:val="left" w:pos="6840"/>
+          <w:tab w:val="left" w:pos="7200"/>
+          <w:tab w:val="left" w:pos="7560"/>
+          <w:tab w:val="left" w:pos="7920"/>
+          <w:tab w:val="left" w:pos="8280"/>
+        </w:tabs>
+        <w:autoSpaceDE w:val="0"/>
+        <w:autoSpaceDN w:val="0"/>
+        <w:adjustRightInd w:val="0"/>
+        <w:spacing w:after="0" w:line="240" w:lineRule="auto"/>
+        <w:rPr>
+          <w:rFonts w:ascii="Arial" w:eastAsia="Times New Roman" w:hAnsi="Arial" w:cs="Arial"/>
+          <w:color w:val="000000"/>
+          <w:kern w:val="2"/>
+          <w:sz w:val="15"/>
+          <w:szCs w:val="24"/>
+        </w:rPr>
+      </w:pPr>
+    </w:p>
+    <w:p>
+      <w:pPr>
+        <w:widowControl w:val="0"/>
+        <w:tabs>
+          <w:tab w:val="left" w:pos="360"/>
+          <w:tab w:val="left" w:pos="720"/>
+          <w:tab w:val="left" w:pos="1080"/>
+          <w:tab w:val="left" w:pos="1440"/>
+          <w:tab w:val="left" w:pos="1800"/>
+          <w:tab w:val="left" w:pos="2160"/>
+          <w:tab w:val="left" w:pos="2520"/>
+          <w:tab w:val="left" w:pos="2880"/>
+          <w:tab w:val="left" w:pos="3240"/>
+          <w:tab w:val="left" w:pos="3600"/>
+          <w:tab w:val="left" w:pos="3960"/>
+          <w:tab w:val="left" w:pos="4320"/>
+          <w:tab w:val="left" w:pos="4680"/>
+          <w:tab w:val="left" w:pos="5040"/>
+          <w:tab w:val="left" w:pos="5400"/>
+          <w:tab w:val="left" w:pos="5760"/>
+          <w:tab w:val="left" w:pos="6120"/>
+          <w:tab w:val="left" w:pos="6480"/>
+          <w:tab w:val="left" w:pos="6840"/>
+          <w:tab w:val="left" w:pos="7200"/>
+          <w:tab w:val="left" w:pos="7560"/>
+          <w:tab w:val="left" w:pos="7920"/>
+          <w:tab w:val="left" w:pos="8280"/>
+        </w:tabs>
+        <w:autoSpaceDE w:val="0"/>
+        <w:autoSpaceDN w:val="0"/>
+        <w:adjustRightInd w:val="0"/>
+        <w:spacing w:after="0" w:line="240" w:lineRule="auto"/>
+        <w:rPr>
+          <w:rFonts w:ascii="Arial" w:eastAsia="Times New Roman" w:hAnsi="Arial" w:cs="Arial"/>
+          <w:color w:val="000000"/>
+          <w:kern w:val="2"/>
+          <w:sz w:val="15"/>
+          <w:szCs w:val="24"/>
+        </w:rPr>
+      </w:pPr>
+    </w:p>
+    <w:p>
+      <w:pPr>
+        <w:widowControl w:val="0"/>
+        <w:tabs>
+          <w:tab w:val="left" w:pos="360"/>
+          <w:tab w:val="left" w:pos="720"/>
+          <w:tab w:val="left" w:pos="1080"/>
+          <w:tab w:val="left" w:pos="1440"/>
+          <w:tab w:val="left" w:pos="1800"/>
+          <w:tab w:val="left" w:pos="2160"/>
+          <w:tab w:val="left" w:pos="2520"/>
+          <w:tab w:val="left" w:pos="2880"/>
+          <w:tab w:val="left" w:pos="3240"/>
+          <w:tab w:val="left" w:pos="3600"/>
+          <w:tab w:val="left" w:pos="3960"/>
+          <w:tab w:val="left" w:pos="4320"/>
+          <w:tab w:val="left" w:pos="4680"/>
+          <w:tab w:val="left" w:pos="5040"/>
+          <w:tab w:val="left" w:pos="5400"/>
+          <w:tab w:val="left" w:pos="5760"/>
+          <w:tab w:val="left" w:pos="6120"/>
+          <w:tab w:val="left" w:pos="6480"/>
+          <w:tab w:val="left" w:pos="6840"/>
+          <w:tab w:val="left" w:pos="7200"/>
+          <w:tab w:val="left" w:pos="7560"/>
+          <w:tab w:val="left" w:pos="7920"/>
+          <w:tab w:val="left" w:pos="8280"/>
+        </w:tabs>
+        <w:autoSpaceDE w:val="0"/>
+        <w:autoSpaceDN w:val="0"/>
+        <w:adjustRightInd w:val="0"/>
+        <w:spacing w:after="0" w:line="240" w:lineRule="auto"/>
+        <w:rPr>
+          <w:rFonts w:ascii="Arial" w:eastAsia="Times New Roman" w:hAnsi="Arial" w:cs="Arial"/>
+          <w:color w:val="000000"/>
+          <w:kern w:val="2"/>
+          <w:sz w:val="15"/>
+          <w:szCs w:val="24"/>
+        </w:rPr>
+      </w:pPr>
+    </w:p>
+    <w:p>
+      <w:pPr>
+        <w:widowControl w:val="0"/>
+        <w:tabs>
+          <w:tab w:val="left" w:pos="360"/>
+          <w:tab w:val="left" w:pos="720"/>
+          <w:tab w:val="left" w:pos="1080"/>
+          <w:tab w:val="left" w:pos="1440"/>
+          <w:tab w:val="left" w:pos="1800"/>
+          <w:tab w:val="left" w:pos="2160"/>
+          <w:tab w:val="left" w:pos="2520"/>
+          <w:tab w:val="left" w:pos="2880"/>
+          <w:tab w:val="left" w:pos="3240"/>
+          <w:tab w:val="left" w:pos="3600"/>
+          <w:tab w:val="left" w:pos="3960"/>
+          <w:tab w:val="left" w:pos="4320"/>
+          <w:tab w:val="left" w:pos="4680"/>
+          <w:tab w:val="left" w:pos="5040"/>
+          <w:tab w:val="left" w:pos="5400"/>
+          <w:tab w:val="left" w:pos="5760"/>
+          <w:tab w:val="left" w:pos="6120"/>
+          <w:tab w:val="left" w:pos="6480"/>
+          <w:tab w:val="left" w:pos="6840"/>
+          <w:tab w:val="left" w:pos="7200"/>
+          <w:tab w:val="left" w:pos="7560"/>
+          <w:tab w:val="left" w:pos="7920"/>
+          <w:tab w:val="left" w:pos="8280"/>
+        </w:tabs>
+        <w:autoSpaceDE w:val="0"/>
+        <w:autoSpaceDN w:val="0"/>
+        <w:adjustRightInd w:val="0"/>
+        <w:spacing w:after="0" w:line="240" w:lineRule="auto"/>
+        <w:rPr>
+          <w:rFonts w:ascii="Arial" w:eastAsia="Times New Roman" w:hAnsi="Arial" w:cs="Arial"/>
+          <w:color w:val="000000"/>
+          <w:kern w:val="2"/>
+          <w:sz w:val="15"/>
+          <w:szCs w:val="24"/>
+        </w:rPr>
+      </w:pPr>
+    </w:p>
+    <w:p>
+      <w:pPr>
+        <w:widowControl w:val="0"/>
+        <w:tabs>
+          <w:tab w:val="left" w:pos="360"/>
+          <w:tab w:val="left" w:pos="720"/>
+          <w:tab w:val="left" w:pos="1080"/>
+          <w:tab w:val="left" w:pos="1440"/>
+          <w:tab w:val="left" w:pos="1800"/>
+          <w:tab w:val="left" w:pos="2160"/>
+          <w:tab w:val="left" w:pos="2520"/>
+          <w:tab w:val="left" w:pos="2880"/>
+          <w:tab w:val="left" w:pos="3240"/>
+          <w:tab w:val="left" w:pos="3600"/>
+          <w:tab w:val="left" w:pos="3960"/>
+          <w:tab w:val="left" w:pos="4320"/>
+          <w:tab w:val="left" w:pos="4680"/>
+          <w:tab w:val="left" w:pos="5040"/>
+          <w:tab w:val="left" w:pos="5400"/>
+          <w:tab w:val="left" w:pos="5760"/>
+          <w:tab w:val="left" w:pos="6120"/>
+          <w:tab w:val="left" w:pos="6480"/>
+          <w:tab w:val="left" w:pos="6840"/>
+          <w:tab w:val="left" w:pos="7200"/>
+          <w:tab w:val="left" w:pos="7560"/>
+          <w:tab w:val="left" w:pos="7920"/>
+          <w:tab w:val="left" w:pos="8280"/>
+        </w:tabs>
+        <w:autoSpaceDE w:val="0"/>
+        <w:autoSpaceDN w:val="0"/>
+        <w:adjustRightInd w:val="0"/>
+        <w:spacing w:after="0" w:line="240" w:lineRule="auto"/>
+        <w:rPr>
+          <w:rFonts w:ascii="Arial" w:eastAsia="Times New Roman" w:hAnsi="Arial" w:cs="Arial"/>
+          <w:color w:val="000000"/>
+          <w:kern w:val="2"/>
+          <w:sz w:val="15"/>
+          <w:szCs w:val="24"/>
+        </w:rPr>
+      </w:pPr>
+    </w:p>
+    <w:p>
+      <w:pPr>
+        <w:widowControl w:val="0"/>
+        <w:tabs>
+          <w:tab w:val="left" w:pos="360"/>
+          <w:tab w:val="left" w:pos="720"/>
+          <w:tab w:val="left" w:pos="1080"/>
+          <w:tab w:val="left" w:pos="1440"/>
+          <w:tab w:val="left" w:pos="1800"/>
+          <w:tab w:val="left" w:pos="2160"/>
+          <w:tab w:val="left" w:pos="2520"/>
+          <w:tab w:val="left" w:pos="2880"/>
+          <w:tab w:val="left" w:pos="3240"/>
+          <w:tab w:val="left" w:pos="3600"/>
+          <w:tab w:val="left" w:pos="3960"/>
+          <w:tab w:val="left" w:pos="4320"/>
+          <w:tab w:val="left" w:pos="4680"/>
+          <w:tab w:val="left" w:pos="5040"/>
+          <w:tab w:val="left" w:pos="5400"/>
+          <w:tab w:val="left" w:pos="5760"/>
+          <w:tab w:val="left" w:pos="6120"/>
+          <w:tab w:val="left" w:pos="6480"/>
+          <w:tab w:val="left" w:pos="6840"/>
+          <w:tab w:val="left" w:pos="7200"/>
+          <w:tab w:val="left" w:pos="7560"/>
+          <w:tab w:val="left" w:pos="7920"/>
+          <w:tab w:val="left" w:pos="8280"/>
+        </w:tabs>
+        <w:autoSpaceDE w:val="0"/>
+        <w:autoSpaceDN w:val="0"/>
+        <w:adjustRightInd w:val="0"/>
+        <w:spacing w:after="0" w:line="240" w:lineRule="auto"/>
+        <w:rPr>
+          <w:rFonts w:ascii="Arial" w:eastAsia="Times New Roman" w:hAnsi="Arial" w:cs="Arial"/>
+          <w:color w:val="000000"/>
+          <w:kern w:val="2"/>
+          <w:sz w:val="15"/>
+          <w:szCs w:val="24"/>
+        </w:rPr>
+      </w:pPr>
+    </w:p>
+    <w:p>
+      <w:pPr>
+        <w:widowControl w:val="0"/>
+        <w:tabs>
+          <w:tab w:val="left" w:pos="360"/>
+          <w:tab w:val="left" w:pos="720"/>
+          <w:tab w:val="left" w:pos="1080"/>
+          <w:tab w:val="left" w:pos="1440"/>
+          <w:tab w:val="left" w:pos="1800"/>
+          <w:tab w:val="left" w:pos="2160"/>
+          <w:tab w:val="left" w:pos="2520"/>
+          <w:tab w:val="left" w:pos="2880"/>
+          <w:tab w:val="left" w:pos="3240"/>
+          <w:tab w:val="left" w:pos="3600"/>
+          <w:tab w:val="left" w:pos="3960"/>
+          <w:tab w:val="left" w:pos="4320"/>
+          <w:tab w:val="left" w:pos="4680"/>
+          <w:tab w:val="left" w:pos="5040"/>
+          <w:tab w:val="left" w:pos="5400"/>
+          <w:tab w:val="left" w:pos="5760"/>
+          <w:tab w:val="left" w:pos="6120"/>
+          <w:tab w:val="left" w:pos="6480"/>
+          <w:tab w:val="left" w:pos="6840"/>
+          <w:tab w:val="left" w:pos="7200"/>
+          <w:tab w:val="left" w:pos="7560"/>
+          <w:tab w:val="left" w:pos="7920"/>
+          <w:tab w:val="left" w:pos="8280"/>
+        </w:tabs>
+        <w:autoSpaceDE w:val="0"/>
+        <w:autoSpaceDN w:val="0"/>
+        <w:adjustRightInd w:val="0"/>
+        <w:spacing w:after="0" w:line="240" w:lineRule="auto"/>
+        <w:rPr>
+          <w:rFonts w:ascii="Arial" w:eastAsia="Times New Roman" w:hAnsi="Arial" w:cs="Arial"/>
+          <w:color w:val="000000"/>
+          <w:kern w:val="2"/>
+          <w:sz w:val="15"/>
+          <w:szCs w:val="24"/>
+        </w:rPr>
+      </w:pPr>
+    </w:p>
+    <w:p>
+      <w:pPr>
+        <w:widowControl w:val="0"/>
+        <w:tabs>
+          <w:tab w:val="left" w:pos="360"/>
+          <w:tab w:val="left" w:pos="720"/>
+          <w:tab w:val="left" w:pos="1080"/>
+          <w:tab w:val="left" w:pos="1440"/>
+          <w:tab w:val="left" w:pos="1800"/>
+          <w:tab w:val="left" w:pos="2160"/>
+          <w:tab w:val="left" w:pos="2520"/>
+          <w:tab w:val="left" w:pos="2880"/>
+          <w:tab w:val="left" w:pos="3240"/>
+          <w:tab w:val="left" w:pos="3600"/>
+          <w:tab w:val="left" w:pos="3960"/>
+          <w:tab w:val="left" w:pos="4320"/>
+          <w:tab w:val="left" w:pos="4680"/>
+          <w:tab w:val="left" w:pos="5040"/>
+          <w:tab w:val="left" w:pos="5400"/>
+          <w:tab w:val="left" w:pos="5760"/>
+          <w:tab w:val="left" w:pos="6120"/>
+          <w:tab w:val="left" w:pos="6480"/>
+          <w:tab w:val="left" w:pos="6840"/>
+          <w:tab w:val="left" w:pos="7200"/>
+          <w:tab w:val="left" w:pos="7560"/>
+          <w:tab w:val="left" w:pos="7920"/>
+          <w:tab w:val="left" w:pos="8280"/>
+        </w:tabs>
+        <w:autoSpaceDE w:val="0"/>
+        <w:autoSpaceDN w:val="0"/>
+        <w:adjustRightInd w:val="0"/>
+        <w:spacing w:after="0" w:line="240" w:lineRule="auto"/>
+        <w:rPr>
+          <w:rFonts w:ascii="Arial" w:eastAsia="Times New Roman" w:hAnsi="Arial" w:cs="Arial"/>
+          <w:color w:val="000000"/>
+          <w:kern w:val="2"/>
+          <w:sz w:val="15"/>
+          <w:szCs w:val="24"/>
+        </w:rPr>
+      </w:pPr>
+    </w:p>
+    <w:p>
+      <w:pPr>
+        <w:widowControl w:val="0"/>
+        <w:tabs>
+          <w:tab w:val="left" w:pos="360"/>
+          <w:tab w:val="left" w:pos="720"/>
+          <w:tab w:val="left" w:pos="1080"/>
+          <w:tab w:val="left" w:pos="1440"/>
+          <w:tab w:val="left" w:pos="1800"/>
+          <w:tab w:val="left" w:pos="2160"/>
+          <w:tab w:val="left" w:pos="2520"/>
+          <w:tab w:val="left" w:pos="2880"/>
+          <w:tab w:val="left" w:pos="3240"/>
+          <w:tab w:val="left" w:pos="3600"/>
+          <w:tab w:val="left" w:pos="3960"/>
+          <w:tab w:val="left" w:pos="4320"/>
+          <w:tab w:val="left" w:pos="4680"/>
+          <w:tab w:val="left" w:pos="5040"/>
+          <w:tab w:val="left" w:pos="5400"/>
+          <w:tab w:val="left" w:pos="5760"/>
+          <w:tab w:val="left" w:pos="6120"/>
+          <w:tab w:val="left" w:pos="6480"/>
+          <w:tab w:val="left" w:pos="6840"/>
+          <w:tab w:val="left" w:pos="7200"/>
+          <w:tab w:val="left" w:pos="7560"/>
+          <w:tab w:val="left" w:pos="7920"/>
+          <w:tab w:val="left" w:pos="8280"/>
+        </w:tabs>
+        <w:autoSpaceDE w:val="0"/>
+        <w:autoSpaceDN w:val="0"/>
+        <w:adjustRightInd w:val="0"/>
+        <w:spacing w:after="0" w:line="240" w:lineRule="auto"/>
+        <w:rPr>
+          <w:rFonts w:ascii="Arial" w:eastAsia="Times New Roman" w:hAnsi="Arial" w:cs="Arial"/>
+          <w:color w:val="000000"/>
+          <w:kern w:val="2"/>
+          <w:sz w:val="15"/>
+          <w:szCs w:val="24"/>
+        </w:rPr>
+      </w:pPr>
     </w:p>
     <w:sectPr>
-      <w:headerReference w:type="even" r:id="rId6"/>
-      <w:headerReference w:type="default" r:id="rId7"/>
-      <w:footerReference w:type="even" r:id="rId8"/>
-      <w:footerReference w:type="default" r:id="rId9"/>
-      <w:headerReference w:type="first" r:id="rId10"/>
-      <w:footerReference w:type="first" r:id="rId11"/>
+      <w:footerReference w:type="default" r:id="rId6"/>
       <w:type w:val="continuous"/>
       <w:pgSz w:w="12240" w:h="15840"/>
       <w:pgMar w:top="360" w:right="360" w:bottom="360" w:left="360" w:header="720" w:footer="720" w:gutter="0"/>
@@ -2354,19 +3012,50 @@
 
 <file path=word/footer1.xml><?xml version="1.0" encoding="utf-8"?>
 <w:ftr xmlns:wpc="http://schemas.microsoft.com/office/word/2010/wordprocessingCanvas" xmlns:cx="http://schemas.microsoft.com/office/drawing/2014/chartex" xmlns:cx1="http://schemas.microsoft.com/office/drawing/2015/9/8/chartex" xmlns:cx2="http://schemas.microsoft.com/office/drawing/2015/10/21/chartex" xmlns:cx3="http://schemas.microsoft.com/office/drawing/2016/5/9/chartex" xmlns:cx4="http://schemas.microsoft.com/office/drawing/2016/5/10/chartex" xmlns:cx5="http://schemas.microsoft.com/office/drawing/2016/5/11/chartex" xmlns:cx6="http://schemas.microsoft.com/office/drawing/2016/5/12/chartex" xmlns:cx7="http://schemas.microsoft.com/office/drawing/2016/5/13/chartex" xmlns:cx8="http://schemas.microsoft.com/office/drawing/2016/5/14/chartex" xmlns:mc="http://schemas.openxmlformats.org/markup-compatibility/2006" xmlns:aink="http://schemas.microsoft.com/office/drawing/2016/ink" xmlns:am3d="http://schemas.microsoft.com/office/drawing/2017/model3d" xmlns:o="urn:schemas-microsoft-com:office:office" xmlns:oel="http://schemas.microsoft.com/office/2019/extlst" xmlns:r="http://schemas.openxmlformats.org/officeDocument/2006/relationships" xmlns:m="http://schemas.openxmlformats.org/officeDocument/2006/math" xmlns:v="urn:schemas-microsoft-com:vml" xmlns:wp14="http://schemas.microsoft.com/office/word/2010/wordprocessingDrawing" xmlns:wp="http://schemas.openxmlformats.org/drawingml/2006/wordprocessingDrawing" xmlns:w10="urn:schemas-microsoft-com:office:word" xmlns:w="http://schemas.openxmlformats.org/wordprocessingml/2006/main" xmlns:w14="http://schemas.microsoft.com/office/word/2010/wordml" xmlns:w15="http://schemas.microsoft.com/office/word/2012/wordml" xmlns:w16cex="http://schemas.microsoft.com/office/word/2018/wordml/cex" xmlns:w16cid="http://schemas.microsoft.com/office/word/2016/wordml/cid" xmlns:w16="http://schemas.microsoft.com/office/word/2018/wordml" xmlns:w16sdtdh="http://schemas.microsoft.com/office/word/2020/wordml/sdtdatahash" xmlns:w16se="http://schemas.microsoft.com/office/word/2015/wordml/symex" xmlns:wpg="http://schemas.microsoft.com/office/word/2010/wordprocessingGroup" xmlns:wpi="http://schemas.microsoft.com/office/word/2010/wordprocessingInk" xmlns:wne="http://schemas.microsoft.com/office/word/2006/wordml" xmlns:wps="http://schemas.microsoft.com/office/word/2010/wordprocessingShape" mc:Ignorable="w14 w15 w16se w16cid w16 w16cex w16sdtdh wp14">
-  <w:p/>
-</w:ftr>
-</file>
-
-<file path=word/footer2.xml><?xml version="1.0" encoding="utf-8"?>
-<w:ftr xmlns:wpc="http://schemas.microsoft.com/office/word/2010/wordprocessingCanvas" xmlns:cx="http://schemas.microsoft.com/office/drawing/2014/chartex" xmlns:cx1="http://schemas.microsoft.com/office/drawing/2015/9/8/chartex" xmlns:cx2="http://schemas.microsoft.com/office/drawing/2015/10/21/chartex" xmlns:cx3="http://schemas.microsoft.com/office/drawing/2016/5/9/chartex" xmlns:cx4="http://schemas.microsoft.com/office/drawing/2016/5/10/chartex" xmlns:cx5="http://schemas.microsoft.com/office/drawing/2016/5/11/chartex" xmlns:cx6="http://schemas.microsoft.com/office/drawing/2016/5/12/chartex" xmlns:cx7="http://schemas.microsoft.com/office/drawing/2016/5/13/chartex" xmlns:cx8="http://schemas.microsoft.com/office/drawing/2016/5/14/chartex" xmlns:mc="http://schemas.openxmlformats.org/markup-compatibility/2006" xmlns:aink="http://schemas.microsoft.com/office/drawing/2016/ink" xmlns:am3d="http://schemas.microsoft.com/office/drawing/2017/model3d" xmlns:o="urn:schemas-microsoft-com:office:office" xmlns:oel="http://schemas.microsoft.com/office/2019/extlst" xmlns:r="http://schemas.openxmlformats.org/officeDocument/2006/relationships" xmlns:m="http://schemas.openxmlformats.org/officeDocument/2006/math" xmlns:v="urn:schemas-microsoft-com:vml" xmlns:wp14="http://schemas.microsoft.com/office/word/2010/wordprocessingDrawing" xmlns:wp="http://schemas.openxmlformats.org/drawingml/2006/wordprocessingDrawing" xmlns:w10="urn:schemas-microsoft-com:office:word" xmlns:w="http://schemas.openxmlformats.org/wordprocessingml/2006/main" xmlns:w14="http://schemas.microsoft.com/office/word/2010/wordml" xmlns:w15="http://schemas.microsoft.com/office/word/2012/wordml" xmlns:w16cex="http://schemas.microsoft.com/office/word/2018/wordml/cex" xmlns:w16cid="http://schemas.microsoft.com/office/word/2016/wordml/cid" xmlns:w16="http://schemas.microsoft.com/office/word/2018/wordml" xmlns:w16sdtdh="http://schemas.microsoft.com/office/word/2020/wordml/sdtdatahash" xmlns:w16se="http://schemas.microsoft.com/office/word/2015/wordml/symex" xmlns:wpg="http://schemas.microsoft.com/office/word/2010/wordprocessingGroup" xmlns:wpi="http://schemas.microsoft.com/office/word/2010/wordprocessingInk" xmlns:wne="http://schemas.microsoft.com/office/word/2006/wordml" xmlns:wps="http://schemas.microsoft.com/office/word/2010/wordprocessingShape" mc:Ignorable="w14 w15 w16se w16cid w16 w16cex w16sdtdh wp14">
-  <w:p/>
-</w:ftr>
-</file>
-
-<file path=word/footer3.xml><?xml version="1.0" encoding="utf-8"?>
-<w:ftr xmlns:wpc="http://schemas.microsoft.com/office/word/2010/wordprocessingCanvas" xmlns:cx="http://schemas.microsoft.com/office/drawing/2014/chartex" xmlns:cx1="http://schemas.microsoft.com/office/drawing/2015/9/8/chartex" xmlns:cx2="http://schemas.microsoft.com/office/drawing/2015/10/21/chartex" xmlns:cx3="http://schemas.microsoft.com/office/drawing/2016/5/9/chartex" xmlns:cx4="http://schemas.microsoft.com/office/drawing/2016/5/10/chartex" xmlns:cx5="http://schemas.microsoft.com/office/drawing/2016/5/11/chartex" xmlns:cx6="http://schemas.microsoft.com/office/drawing/2016/5/12/chartex" xmlns:cx7="http://schemas.microsoft.com/office/drawing/2016/5/13/chartex" xmlns:cx8="http://schemas.microsoft.com/office/drawing/2016/5/14/chartex" xmlns:mc="http://schemas.openxmlformats.org/markup-compatibility/2006" xmlns:aink="http://schemas.microsoft.com/office/drawing/2016/ink" xmlns:am3d="http://schemas.microsoft.com/office/drawing/2017/model3d" xmlns:o="urn:schemas-microsoft-com:office:office" xmlns:oel="http://schemas.microsoft.com/office/2019/extlst" xmlns:r="http://schemas.openxmlformats.org/officeDocument/2006/relationships" xmlns:m="http://schemas.openxmlformats.org/officeDocument/2006/math" xmlns:v="urn:schemas-microsoft-com:vml" xmlns:wp14="http://schemas.microsoft.com/office/word/2010/wordprocessingDrawing" xmlns:wp="http://schemas.openxmlformats.org/drawingml/2006/wordprocessingDrawing" xmlns:w10="urn:schemas-microsoft-com:office:word" xmlns:w="http://schemas.openxmlformats.org/wordprocessingml/2006/main" xmlns:w14="http://schemas.microsoft.com/office/word/2010/wordml" xmlns:w15="http://schemas.microsoft.com/office/word/2012/wordml" xmlns:w16cex="http://schemas.microsoft.com/office/word/2018/wordml/cex" xmlns:w16cid="http://schemas.microsoft.com/office/word/2016/wordml/cid" xmlns:w16="http://schemas.microsoft.com/office/word/2018/wordml" xmlns:w16sdtdh="http://schemas.microsoft.com/office/word/2020/wordml/sdtdatahash" xmlns:w16se="http://schemas.microsoft.com/office/word/2015/wordml/symex" xmlns:wpg="http://schemas.microsoft.com/office/word/2010/wordprocessingGroup" xmlns:wpi="http://schemas.microsoft.com/office/word/2010/wordprocessingInk" xmlns:wne="http://schemas.microsoft.com/office/word/2006/wordml" xmlns:wps="http://schemas.microsoft.com/office/word/2010/wordprocessingShape" mc:Ignorable="w14 w15 w16se w16cid w16 w16cex w16sdtdh wp14">
-  <w:p/>
+  <w:p>
+    <w:pPr>
+      <w:widowControl w:val="0"/>
+      <w:tabs>
+        <w:tab w:val="left" w:pos="360"/>
+        <w:tab w:val="left" w:pos="720"/>
+        <w:tab w:val="left" w:pos="1080"/>
+        <w:tab w:val="left" w:pos="1440"/>
+        <w:tab w:val="left" w:pos="1800"/>
+        <w:tab w:val="left" w:pos="2160"/>
+        <w:tab w:val="left" w:pos="2520"/>
+        <w:tab w:val="left" w:pos="2880"/>
+        <w:tab w:val="left" w:pos="3240"/>
+        <w:tab w:val="left" w:pos="3600"/>
+        <w:tab w:val="left" w:pos="3960"/>
+        <w:tab w:val="left" w:pos="4320"/>
+        <w:tab w:val="left" w:pos="4680"/>
+        <w:tab w:val="left" w:pos="5040"/>
+        <w:tab w:val="left" w:pos="5400"/>
+        <w:tab w:val="left" w:pos="5760"/>
+        <w:tab w:val="left" w:pos="6120"/>
+        <w:tab w:val="left" w:pos="6480"/>
+        <w:tab w:val="left" w:pos="6840"/>
+        <w:tab w:val="left" w:pos="7200"/>
+        <w:tab w:val="left" w:pos="7560"/>
+        <w:tab w:val="left" w:pos="7920"/>
+        <w:tab w:val="left" w:pos="8280"/>
+      </w:tabs>
+      <w:autoSpaceDE w:val="0"/>
+      <w:autoSpaceDN w:val="0"/>
+      <w:adjustRightInd w:val="0"/>
+      <w:spacing w:after="0" w:line="240" w:lineRule="auto"/>
+    </w:pPr>
+    <w:r>
+      <w:rPr>
+        <w:rFonts w:ascii="Arial" w:eastAsia="Times New Roman" w:hAnsi="Arial" w:cs="Arial"/>
+        <w:color w:val="000000"/>
+        <w:kern w:val="2"/>
+        <w:sz w:val="15"/>
+        <w:szCs w:val="24"/>
+      </w:rPr>
+      <w:t>Regulado y Supervisado por la Superintendencia de Seguros y Reaseguros de Panamá</w:t>
+    </w:r>
+  </w:p>
 </w:ftr>
 </file>
 
@@ -2393,24 +3082,6 @@
     </w:p>
   </w:footnote>
 </w:footnotes>
-</file>
-
-<file path=word/header1.xml><?xml version="1.0" encoding="utf-8"?>
-<w:hdr xmlns:wpc="http://schemas.microsoft.com/office/word/2010/wordprocessingCanvas" xmlns:cx="http://schemas.microsoft.com/office/drawing/2014/chartex" xmlns:cx1="http://schemas.microsoft.com/office/drawing/2015/9/8/chartex" xmlns:cx2="http://schemas.microsoft.com/office/drawing/2015/10/21/chartex" xmlns:cx3="http://schemas.microsoft.com/office/drawing/2016/5/9/chartex" xmlns:cx4="http://schemas.microsoft.com/office/drawing/2016/5/10/chartex" xmlns:cx5="http://schemas.microsoft.com/office/drawing/2016/5/11/chartex" xmlns:cx6="http://schemas.microsoft.com/office/drawing/2016/5/12/chartex" xmlns:cx7="http://schemas.microsoft.com/office/drawing/2016/5/13/chartex" xmlns:cx8="http://schemas.microsoft.com/office/drawing/2016/5/14/chartex" xmlns:mc="http://schemas.openxmlformats.org/markup-compatibility/2006" xmlns:aink="http://schemas.microsoft.com/office/drawing/2016/ink" xmlns:am3d="http://schemas.microsoft.com/office/drawing/2017/model3d" xmlns:o="urn:schemas-microsoft-com:office:office" xmlns:oel="http://schemas.microsoft.com/office/2019/extlst" xmlns:r="http://schemas.openxmlformats.org/officeDocument/2006/relationships" xmlns:m="http://schemas.openxmlformats.org/officeDocument/2006/math" xmlns:v="urn:schemas-microsoft-com:vml" xmlns:wp14="http://schemas.microsoft.com/office/word/2010/wordprocessingDrawing" xmlns:wp="http://schemas.openxmlformats.org/drawingml/2006/wordprocessingDrawing" xmlns:w10="urn:schemas-microsoft-com:office:word" xmlns:w="http://schemas.openxmlformats.org/wordprocessingml/2006/main" xmlns:w14="http://schemas.microsoft.com/office/word/2010/wordml" xmlns:w15="http://schemas.microsoft.com/office/word/2012/wordml" xmlns:w16cex="http://schemas.microsoft.com/office/word/2018/wordml/cex" xmlns:w16cid="http://schemas.microsoft.com/office/word/2016/wordml/cid" xmlns:w16="http://schemas.microsoft.com/office/word/2018/wordml" xmlns:w16sdtdh="http://schemas.microsoft.com/office/word/2020/wordml/sdtdatahash" xmlns:w16se="http://schemas.microsoft.com/office/word/2015/wordml/symex" xmlns:wpg="http://schemas.microsoft.com/office/word/2010/wordprocessingGroup" xmlns:wpi="http://schemas.microsoft.com/office/word/2010/wordprocessingInk" xmlns:wne="http://schemas.microsoft.com/office/word/2006/wordml" xmlns:wps="http://schemas.microsoft.com/office/word/2010/wordprocessingShape" mc:Ignorable="w14 w15 w16se w16cid w16 w16cex w16sdtdh wp14">
-  <w:p/>
-</w:hdr>
-</file>
-
-<file path=word/header2.xml><?xml version="1.0" encoding="utf-8"?>
-<w:hdr xmlns:wpc="http://schemas.microsoft.com/office/word/2010/wordprocessingCanvas" xmlns:cx="http://schemas.microsoft.com/office/drawing/2014/chartex" xmlns:cx1="http://schemas.microsoft.com/office/drawing/2015/9/8/chartex" xmlns:cx2="http://schemas.microsoft.com/office/drawing/2015/10/21/chartex" xmlns:cx3="http://schemas.microsoft.com/office/drawing/2016/5/9/chartex" xmlns:cx4="http://schemas.microsoft.com/office/drawing/2016/5/10/chartex" xmlns:cx5="http://schemas.microsoft.com/office/drawing/2016/5/11/chartex" xmlns:cx6="http://schemas.microsoft.com/office/drawing/2016/5/12/chartex" xmlns:cx7="http://schemas.microsoft.com/office/drawing/2016/5/13/chartex" xmlns:cx8="http://schemas.microsoft.com/office/drawing/2016/5/14/chartex" xmlns:mc="http://schemas.openxmlformats.org/markup-compatibility/2006" xmlns:aink="http://schemas.microsoft.com/office/drawing/2016/ink" xmlns:am3d="http://schemas.microsoft.com/office/drawing/2017/model3d" xmlns:o="urn:schemas-microsoft-com:office:office" xmlns:oel="http://schemas.microsoft.com/office/2019/extlst" xmlns:r="http://schemas.openxmlformats.org/officeDocument/2006/relationships" xmlns:m="http://schemas.openxmlformats.org/officeDocument/2006/math" xmlns:v="urn:schemas-microsoft-com:vml" xmlns:wp14="http://schemas.microsoft.com/office/word/2010/wordprocessingDrawing" xmlns:wp="http://schemas.openxmlformats.org/drawingml/2006/wordprocessingDrawing" xmlns:w10="urn:schemas-microsoft-com:office:word" xmlns:w="http://schemas.openxmlformats.org/wordprocessingml/2006/main" xmlns:w14="http://schemas.microsoft.com/office/word/2010/wordml" xmlns:w15="http://schemas.microsoft.com/office/word/2012/wordml" xmlns:w16cex="http://schemas.microsoft.com/office/word/2018/wordml/cex" xmlns:w16cid="http://schemas.microsoft.com/office/word/2016/wordml/cid" xmlns:w16="http://schemas.microsoft.com/office/word/2018/wordml" xmlns:w16sdtdh="http://schemas.microsoft.com/office/word/2020/wordml/sdtdatahash" xmlns:w16se="http://schemas.microsoft.com/office/word/2015/wordml/symex" xmlns:wpg="http://schemas.microsoft.com/office/word/2010/wordprocessingGroup" xmlns:wpi="http://schemas.microsoft.com/office/word/2010/wordprocessingInk" xmlns:wne="http://schemas.microsoft.com/office/word/2006/wordml" xmlns:wps="http://schemas.microsoft.com/office/word/2010/wordprocessingShape" mc:Ignorable="w14 w15 w16se w16cid w16 w16cex w16sdtdh wp14">
-  <w:p/>
-</w:hdr>
-</file>
-
-<file path=word/header3.xml><?xml version="1.0" encoding="utf-8"?>
-<w:hdr xmlns:wpc="http://schemas.microsoft.com/office/word/2010/wordprocessingCanvas" xmlns:cx="http://schemas.microsoft.com/office/drawing/2014/chartex" xmlns:cx1="http://schemas.microsoft.com/office/drawing/2015/9/8/chartex" xmlns:cx2="http://schemas.microsoft.com/office/drawing/2015/10/21/chartex" xmlns:cx3="http://schemas.microsoft.com/office/drawing/2016/5/9/chartex" xmlns:cx4="http://schemas.microsoft.com/office/drawing/2016/5/10/chartex" xmlns:cx5="http://schemas.microsoft.com/office/drawing/2016/5/11/chartex" xmlns:cx6="http://schemas.microsoft.com/office/drawing/2016/5/12/chartex" xmlns:cx7="http://schemas.microsoft.com/office/drawing/2016/5/13/chartex" xmlns:cx8="http://schemas.microsoft.com/office/drawing/2016/5/14/chartex" xmlns:mc="http://schemas.openxmlformats.org/markup-compatibility/2006" xmlns:aink="http://schemas.microsoft.com/office/drawing/2016/ink" xmlns:am3d="http://schemas.microsoft.com/office/drawing/2017/model3d" xmlns:o="urn:schemas-microsoft-com:office:office" xmlns:oel="http://schemas.microsoft.com/office/2019/extlst" xmlns:r="http://schemas.openxmlformats.org/officeDocument/2006/relationships" xmlns:m="http://schemas.openxmlformats.org/officeDocument/2006/math" xmlns:v="urn:schemas-microsoft-com:vml" xmlns:wp14="http://schemas.microsoft.com/office/word/2010/wordprocessingDrawing" xmlns:wp="http://schemas.openxmlformats.org/drawingml/2006/wordprocessingDrawing" xmlns:w10="urn:schemas-microsoft-com:office:word" xmlns:w="http://schemas.openxmlformats.org/wordprocessingml/2006/main" xmlns:w14="http://schemas.microsoft.com/office/word/2010/wordml" xmlns:w15="http://schemas.microsoft.com/office/word/2012/wordml" xmlns:w16cex="http://schemas.microsoft.com/office/word/2018/wordml/cex" xmlns:w16cid="http://schemas.microsoft.com/office/word/2016/wordml/cid" xmlns:w16="http://schemas.microsoft.com/office/word/2018/wordml" xmlns:w16sdtdh="http://schemas.microsoft.com/office/word/2020/wordml/sdtdatahash" xmlns:w16se="http://schemas.microsoft.com/office/word/2015/wordml/symex" xmlns:wpg="http://schemas.microsoft.com/office/word/2010/wordprocessingGroup" xmlns:wpi="http://schemas.microsoft.com/office/word/2010/wordprocessingInk" xmlns:wne="http://schemas.microsoft.com/office/word/2006/wordml" xmlns:wps="http://schemas.microsoft.com/office/word/2010/wordprocessingShape" mc:Ignorable="w14 w15 w16se w16cid w16 w16cex w16sdtdh wp14">
-  <w:p/>
-</w:hdr>
 </file>
 
 <file path=word/styles.xml><?xml version="1.0" encoding="utf-8"?>
@@ -2840,6 +3511,54 @@
     <w:semiHidden/>
     <w:unhideWhenUsed/>
   </w:style>
+  <w:style w:type="paragraph" w:styleId="Encabezado">
+    <w:name w:val="header"/>
+    <w:basedOn w:val="Normal"/>
+    <w:link w:val="EncabezadoCar"/>
+    <w:uiPriority w:val="99"/>
+    <w:unhideWhenUsed/>
+    <w:rsid w:val="00D82270"/>
+    <w:pPr>
+      <w:tabs>
+        <w:tab w:val="center" w:pos="4419"/>
+        <w:tab w:val="right" w:pos="8838"/>
+      </w:tabs>
+    </w:pPr>
+  </w:style>
+  <w:style w:type="character" w:customStyle="1" w:styleId="EncabezadoCar">
+    <w:name w:val="Encabezado Car"/>
+    <w:link w:val="Encabezado"/>
+    <w:uiPriority w:val="99"/>
+    <w:rsid w:val="00D82270"/>
+    <w:rPr>
+      <w:sz w:val="22"/>
+      <w:szCs w:val="22"/>
+    </w:rPr>
+  </w:style>
+  <w:style w:type="paragraph" w:styleId="Piedepgina">
+    <w:name w:val="footer"/>
+    <w:basedOn w:val="Normal"/>
+    <w:link w:val="PiedepginaCar"/>
+    <w:uiPriority w:val="99"/>
+    <w:unhideWhenUsed/>
+    <w:rsid w:val="00D82270"/>
+    <w:pPr>
+      <w:tabs>
+        <w:tab w:val="center" w:pos="4419"/>
+        <w:tab w:val="right" w:pos="8838"/>
+      </w:tabs>
+    </w:pPr>
+  </w:style>
+  <w:style w:type="character" w:customStyle="1" w:styleId="PiedepginaCar">
+    <w:name w:val="Pie de página Car"/>
+    <w:link w:val="Piedepgina"/>
+    <w:uiPriority w:val="99"/>
+    <w:rsid w:val="00D82270"/>
+    <w:rPr>
+      <w:sz w:val="22"/>
+      <w:szCs w:val="22"/>
+    </w:rPr>
+  </w:style>
 </w:styles>
 </file>
 
